--- a/NOTEBOOK/Actividad Notebook 02 – Introducción a Python.docx
+++ b/NOTEBOOK/Actividad Notebook 02 – Introducción a Python.docx
@@ -100,7 +100,7 @@
       </w:pPr>
       <w:r>
         <w:pict w14:anchorId="08C7A8AD">
-          <v:rect id="_x0000_i1025" style="width:0;height:1.5pt" o:hrstd="t" o:hr="t" fillcolor="#a0a0a0" stroked="f"/>
+          <v:rect id="_x0000_i1025" style="width:0;height:1.5pt" o:hr="t" o:hrstd="t" fillcolor="#a0a0a0" stroked="f"/>
         </w:pict>
       </w:r>
     </w:p>
@@ -215,7 +215,7 @@
         </w:rPr>
         <w:t>(</w:t>
       </w:r>
-      <w:hyperlink r:id="rId8" w:history="1">
+      <w:hyperlink w:history="1" r:id="rId8">
         <w:hyperlink r:id="rId9">
           <w:r>
             <w:rPr>
@@ -330,7 +330,7 @@
           <w:szCs w:val="18"/>
         </w:rPr>
         <w:pict w14:anchorId="18252A81">
-          <v:rect id="_x0000_i1026" style="width:0;height:1.5pt" o:hralign="center" o:hrstd="t" o:hr="t" fillcolor="#a0a0a0" stroked="f"/>
+          <v:rect id="_x0000_i1026" style="width:0;height:1.5pt" o:hr="t" o:hrstd="t" o:hralign="center" fillcolor="#a0a0a0" stroked="f"/>
         </w:pict>
       </w:r>
     </w:p>
@@ -345,7 +345,7 @@
           <w:szCs w:val="20"/>
         </w:rPr>
       </w:pPr>
-      <w:bookmarkStart w:id="0" w:name="entrega"/>
+      <w:bookmarkStart w:name="entrega" w:id="0"/>
       <w:r>
         <w:rPr>
           <w:b/>
@@ -361,7 +361,7 @@
         <w:spacing w:before="180" w:after="180" w:line="240" w:lineRule="auto"/>
         <w:ind w:left="0"/>
         <w:rPr>
-          <w:rFonts w:asciiTheme="minorHAnsi" w:eastAsia="Times New Roman" w:hAnsiTheme="minorHAnsi" w:cs="Times New Roman"/>
+          <w:rFonts w:eastAsia="Times New Roman" w:cs="Times New Roman" w:asciiTheme="minorHAnsi" w:hAnsiTheme="minorHAnsi"/>
           <w:color w:val="auto"/>
           <w:kern w:val="0"/>
           <w:sz w:val="24"/>
@@ -371,7 +371,7 @@
       </w:pPr>
       <w:r>
         <w:rPr>
-          <w:rFonts w:asciiTheme="minorHAnsi" w:eastAsia="Times New Roman" w:hAnsiTheme="minorHAnsi" w:cs="Times New Roman"/>
+          <w:rFonts w:eastAsia="Times New Roman" w:cs="Times New Roman" w:asciiTheme="minorHAnsi" w:hAnsiTheme="minorHAnsi"/>
           <w:color w:val="auto"/>
           <w:kern w:val="0"/>
           <w:sz w:val="24"/>
@@ -382,7 +382,7 @@
       </w:r>
       <w:r>
         <w:rPr>
-          <w:rFonts w:asciiTheme="minorHAnsi" w:eastAsia="Times New Roman" w:hAnsiTheme="minorHAnsi" w:cs="Times New Roman"/>
+          <w:rFonts w:eastAsia="Times New Roman" w:cs="Times New Roman" w:asciiTheme="minorHAnsi" w:hAnsiTheme="minorHAnsi"/>
           <w:b/>
           <w:bCs/>
           <w:color w:val="auto"/>
@@ -395,7 +395,7 @@
       </w:r>
       <w:r>
         <w:rPr>
-          <w:rFonts w:asciiTheme="minorHAnsi" w:eastAsia="Times New Roman" w:hAnsiTheme="minorHAnsi" w:cs="Times New Roman"/>
+          <w:rFonts w:eastAsia="Times New Roman" w:cs="Times New Roman" w:asciiTheme="minorHAnsi" w:hAnsiTheme="minorHAnsi"/>
           <w:color w:val="auto"/>
           <w:kern w:val="0"/>
           <w:sz w:val="24"/>
@@ -410,7 +410,7 @@
         <w:spacing w:before="180" w:after="180" w:line="240" w:lineRule="auto"/>
         <w:ind w:left="0"/>
         <w:rPr>
-          <w:rFonts w:asciiTheme="minorHAnsi" w:eastAsia="Times New Roman" w:hAnsiTheme="minorHAnsi" w:cs="Times New Roman"/>
+          <w:rFonts w:eastAsia="Times New Roman" w:cs="Times New Roman" w:asciiTheme="minorHAnsi" w:hAnsiTheme="minorHAnsi"/>
           <w:color w:val="auto"/>
           <w:kern w:val="0"/>
           <w:sz w:val="24"/>
@@ -420,7 +420,7 @@
       </w:pPr>
       <w:r>
         <w:rPr>
-          <w:rFonts w:asciiTheme="minorHAnsi" w:eastAsia="Times New Roman" w:hAnsiTheme="minorHAnsi" w:cs="Times New Roman"/>
+          <w:rFonts w:eastAsia="Times New Roman" w:cs="Times New Roman" w:asciiTheme="minorHAnsi" w:hAnsiTheme="minorHAnsi"/>
           <w:color w:val="auto"/>
           <w:kern w:val="0"/>
           <w:sz w:val="24"/>
@@ -438,7 +438,7 @@
         </w:numPr>
         <w:spacing w:before="36" w:after="36" w:line="240" w:lineRule="auto"/>
         <w:rPr>
-          <w:rFonts w:asciiTheme="minorHAnsi" w:eastAsia="Times New Roman" w:hAnsiTheme="minorHAnsi" w:cs="Times New Roman"/>
+          <w:rFonts w:eastAsia="Times New Roman" w:cs="Times New Roman" w:asciiTheme="minorHAnsi" w:hAnsiTheme="minorHAnsi"/>
           <w:color w:val="auto"/>
           <w:kern w:val="0"/>
           <w:sz w:val="24"/>
@@ -448,7 +448,7 @@
       </w:pPr>
       <w:r>
         <w:rPr>
-          <w:rFonts w:asciiTheme="minorHAnsi" w:eastAsia="Times New Roman" w:hAnsiTheme="minorHAnsi" w:cs="Times New Roman"/>
+          <w:rFonts w:eastAsia="Times New Roman" w:cs="Times New Roman" w:asciiTheme="minorHAnsi" w:hAnsiTheme="minorHAnsi"/>
           <w:color w:val="auto"/>
           <w:kern w:val="0"/>
           <w:sz w:val="24"/>
@@ -459,7 +459,7 @@
       </w:r>
       <w:r>
         <w:rPr>
-          <w:rFonts w:ascii="Consolas" w:eastAsia="Times New Roman" w:hAnsi="Consolas" w:cs="Times New Roman"/>
+          <w:rFonts w:ascii="Consolas" w:hAnsi="Consolas" w:eastAsia="Times New Roman" w:cs="Times New Roman"/>
           <w:color w:val="auto"/>
           <w:kern w:val="0"/>
           <w:sz w:val="22"/>
@@ -470,7 +470,7 @@
       </w:r>
       <w:r>
         <w:rPr>
-          <w:rFonts w:asciiTheme="minorHAnsi" w:eastAsia="Times New Roman" w:hAnsiTheme="minorHAnsi" w:cs="Times New Roman"/>
+          <w:rFonts w:eastAsia="Times New Roman" w:cs="Times New Roman" w:asciiTheme="minorHAnsi" w:hAnsiTheme="minorHAnsi"/>
           <w:color w:val="auto"/>
           <w:kern w:val="0"/>
           <w:sz w:val="24"/>
@@ -488,7 +488,7 @@
         </w:numPr>
         <w:spacing w:before="36" w:after="36" w:line="240" w:lineRule="auto"/>
         <w:rPr>
-          <w:rFonts w:asciiTheme="minorHAnsi" w:eastAsia="Times New Roman" w:hAnsiTheme="minorHAnsi" w:cs="Times New Roman"/>
+          <w:rFonts w:eastAsia="Times New Roman" w:cs="Times New Roman" w:asciiTheme="minorHAnsi" w:hAnsiTheme="minorHAnsi"/>
           <w:color w:val="auto"/>
           <w:kern w:val="0"/>
           <w:sz w:val="24"/>
@@ -498,7 +498,7 @@
       </w:pPr>
       <w:r>
         <w:rPr>
-          <w:rFonts w:asciiTheme="minorHAnsi" w:eastAsia="Times New Roman" w:hAnsiTheme="minorHAnsi" w:cs="Times New Roman"/>
+          <w:rFonts w:eastAsia="Times New Roman" w:cs="Times New Roman" w:asciiTheme="minorHAnsi" w:hAnsiTheme="minorHAnsi"/>
           <w:color w:val="auto"/>
           <w:kern w:val="0"/>
           <w:sz w:val="24"/>
@@ -516,7 +516,7 @@
         </w:numPr>
         <w:spacing w:before="36" w:after="36" w:line="240" w:lineRule="auto"/>
         <w:rPr>
-          <w:rFonts w:asciiTheme="minorHAnsi" w:eastAsia="Times New Roman" w:hAnsiTheme="minorHAnsi" w:cs="Times New Roman"/>
+          <w:rFonts w:eastAsia="Times New Roman" w:cs="Times New Roman" w:asciiTheme="minorHAnsi" w:hAnsiTheme="minorHAnsi"/>
           <w:color w:val="auto"/>
           <w:kern w:val="0"/>
           <w:sz w:val="24"/>
@@ -526,7 +526,7 @@
       </w:pPr>
       <w:r>
         <w:rPr>
-          <w:rFonts w:asciiTheme="minorHAnsi" w:eastAsia="Times New Roman" w:hAnsiTheme="minorHAnsi" w:cs="Times New Roman"/>
+          <w:rFonts w:eastAsia="Times New Roman" w:cs="Times New Roman" w:asciiTheme="minorHAnsi" w:hAnsiTheme="minorHAnsi"/>
           <w:color w:val="auto"/>
           <w:kern w:val="0"/>
           <w:sz w:val="24"/>
@@ -541,7 +541,7 @@
         <w:spacing w:after="200" w:line="240" w:lineRule="auto"/>
         <w:ind w:left="0"/>
         <w:rPr>
-          <w:rFonts w:asciiTheme="minorHAnsi" w:eastAsia="Times New Roman" w:hAnsiTheme="minorHAnsi" w:cs="Times New Roman"/>
+          <w:rFonts w:eastAsia="Times New Roman" w:cs="Times New Roman" w:asciiTheme="minorHAnsi" w:hAnsiTheme="minorHAnsi"/>
           <w:color w:val="auto"/>
           <w:kern w:val="0"/>
           <w:sz w:val="24"/>
@@ -551,7 +551,7 @@
       </w:pPr>
       <w:r>
         <w:rPr>
-          <w:rFonts w:asciiTheme="minorHAnsi" w:eastAsia="Times New Roman" w:hAnsiTheme="minorHAnsi" w:cs="Times New Roman"/>
+          <w:rFonts w:eastAsia="Times New Roman" w:cs="Times New Roman" w:asciiTheme="minorHAnsi" w:hAnsiTheme="minorHAnsi"/>
           <w:color w:val="auto"/>
           <w:kern w:val="0"/>
           <w:sz w:val="24"/>
@@ -559,7 +559,7 @@
           <w14:ligatures w14:val="none"/>
         </w:rPr>
         <w:pict w14:anchorId="04B911BC">
-          <v:rect id="_x0000_i1027" style="width:0;height:1.5pt" o:hralign="center" o:hrstd="t" o:hr="t" stroked="f"/>
+          <v:rect id="_x0000_i1027" style="width:0;height:1.5pt" o:hr="t" o:hrstd="t" o:hralign="center" stroked="f"/>
         </w:pict>
       </w:r>
     </w:p>
@@ -574,7 +574,7 @@
           <w:szCs w:val="20"/>
         </w:rPr>
       </w:pPr>
-      <w:bookmarkStart w:id="1" w:name="importante"/>
+      <w:bookmarkStart w:name="importante" w:id="1"/>
       <w:bookmarkEnd w:id="0"/>
       <w:r>
         <w:rPr>
@@ -591,7 +591,7 @@
         <w:spacing w:before="180" w:after="180" w:line="240" w:lineRule="auto"/>
         <w:ind w:left="0"/>
         <w:rPr>
-          <w:rFonts w:asciiTheme="minorHAnsi" w:eastAsia="Times New Roman" w:hAnsiTheme="minorHAnsi" w:cs="Times New Roman"/>
+          <w:rFonts w:eastAsia="Times New Roman" w:cs="Times New Roman" w:asciiTheme="minorHAnsi" w:hAnsiTheme="minorHAnsi"/>
           <w:color w:val="auto"/>
           <w:kern w:val="0"/>
           <w:sz w:val="24"/>
@@ -601,7 +601,7 @@
       </w:pPr>
       <w:r>
         <w:rPr>
-          <w:rFonts w:asciiTheme="minorHAnsi" w:eastAsia="Times New Roman" w:hAnsiTheme="minorHAnsi" w:cs="Times New Roman"/>
+          <w:rFonts w:eastAsia="Times New Roman" w:cs="Times New Roman" w:asciiTheme="minorHAnsi" w:hAnsiTheme="minorHAnsi"/>
           <w:color w:val="auto"/>
           <w:kern w:val="0"/>
           <w:sz w:val="24"/>
@@ -612,7 +612,7 @@
       </w:r>
       <w:r>
         <w:rPr>
-          <w:rFonts w:asciiTheme="minorHAnsi" w:eastAsia="Times New Roman" w:hAnsiTheme="minorHAnsi" w:cs="Times New Roman"/>
+          <w:rFonts w:eastAsia="Times New Roman" w:cs="Times New Roman" w:asciiTheme="minorHAnsi" w:hAnsiTheme="minorHAnsi"/>
           <w:b/>
           <w:bCs/>
           <w:color w:val="auto"/>
@@ -625,7 +625,7 @@
       </w:r>
       <w:r>
         <w:rPr>
-          <w:rFonts w:asciiTheme="minorHAnsi" w:eastAsia="Times New Roman" w:hAnsiTheme="minorHAnsi" w:cs="Times New Roman"/>
+          <w:rFonts w:eastAsia="Times New Roman" w:cs="Times New Roman" w:asciiTheme="minorHAnsi" w:hAnsiTheme="minorHAnsi"/>
           <w:color w:val="auto"/>
           <w:kern w:val="0"/>
           <w:sz w:val="24"/>
@@ -640,7 +640,7 @@
         <w:spacing w:before="180" w:after="180" w:line="240" w:lineRule="auto"/>
         <w:ind w:left="0"/>
         <w:rPr>
-          <w:rFonts w:asciiTheme="minorHAnsi" w:eastAsia="Times New Roman" w:hAnsiTheme="minorHAnsi" w:cs="Times New Roman"/>
+          <w:rFonts w:eastAsia="Times New Roman" w:cs="Times New Roman" w:asciiTheme="minorHAnsi" w:hAnsiTheme="minorHAnsi"/>
           <w:color w:val="auto"/>
           <w:kern w:val="0"/>
           <w:sz w:val="24"/>
@@ -650,7 +650,7 @@
       </w:pPr>
       <w:r>
         <w:rPr>
-          <w:rFonts w:asciiTheme="minorHAnsi" w:eastAsia="Times New Roman" w:hAnsiTheme="minorHAnsi" w:cs="Times New Roman"/>
+          <w:rFonts w:eastAsia="Times New Roman" w:cs="Times New Roman" w:asciiTheme="minorHAnsi" w:hAnsiTheme="minorHAnsi"/>
           <w:b/>
           <w:bCs/>
           <w:color w:val="auto"/>
@@ -667,22 +667,24 @@
         <w:spacing w:before="180" w:after="180" w:line="240" w:lineRule="auto"/>
         <w:ind w:left="0"/>
         <w:rPr>
-          <w:rFonts w:asciiTheme="minorHAnsi" w:eastAsia="Times New Roman" w:hAnsiTheme="minorHAnsi" w:cs="Times New Roman"/>
+          <w:rFonts w:ascii="Aptos" w:hAnsi="Aptos" w:eastAsia="Times New Roman" w:cs="Times New Roman" w:asciiTheme="minorAscii" w:hAnsiTheme="minorAscii"/>
           <w:color w:val="auto"/>
           <w:kern w:val="0"/>
           <w:sz w:val="24"/>
+          <w:szCs w:val="24"/>
           <w:lang w:val="es-CR" w:eastAsia="en-US"/>
           <w14:ligatures w14:val="none"/>
         </w:rPr>
       </w:pPr>
       <w:r>
         <w:rPr>
-          <w:rFonts w:asciiTheme="minorHAnsi" w:eastAsia="Times New Roman" w:hAnsiTheme="minorHAnsi" w:cs="Times New Roman"/>
-          <w:b/>
-          <w:bCs/>
+          <w:rFonts w:ascii="Aptos" w:hAnsi="Aptos" w:eastAsia="Times New Roman" w:cs="Times New Roman" w:asciiTheme="minorAscii" w:hAnsiTheme="minorAscii"/>
+          <w:b w:val="1"/>
+          <w:bCs w:val="1"/>
           <w:color w:val="auto"/>
           <w:kern w:val="0"/>
           <w:sz w:val="24"/>
+          <w:szCs w:val="24"/>
           <w:lang w:val="es-CR" w:eastAsia="en-US"/>
           <w14:ligatures w14:val="none"/>
         </w:rPr>
@@ -690,7 +692,7 @@
       </w:r>
       <w:r>
         <w:rPr>
-          <w:rFonts w:asciiTheme="minorHAnsi" w:eastAsia="Times New Roman" w:hAnsiTheme="minorHAnsi" w:cs="Times New Roman"/>
+          <w:rFonts w:eastAsia="Times New Roman" w:cs="Times New Roman" w:asciiTheme="minorHAnsi" w:hAnsiTheme="minorHAnsi"/>
           <w:color w:val="auto"/>
           <w:kern w:val="0"/>
           <w:sz w:val="24"/>
@@ -698,16 +700,122 @@
           <w14:ligatures w14:val="none"/>
         </w:rPr>
         <w:br/>
+      </w:r>
+      <w:r>
+        <w:fldChar w:fldCharType="begin"/>
+      </w:r>
+      <w:r>
+        <w:instrText xml:space="preserve">HYPERLINK "mailto:amenaa@castrocarazo.ac.cr" </w:instrText>
+      </w:r>
+      <w:r>
+        <w:fldChar w:fldCharType="separate"/>
+      </w:r>
+      <w:r>
+        <w:rPr>
+          <w:rStyle w:val="Hyperlink"/>
+          <w:lang w:val="es-CR" w:eastAsia="en-US"/>
+        </w:rPr>
         <w:t>amenaa@castrocarazo.ac.cr</w:t>
       </w:r>
       <w:bookmarkEnd w:id="1"/>
+      <w:r>
+        <w:fldChar w:fldCharType="end"/>
+      </w:r>
+    </w:p>
+    <w:p>
+      <w:pPr>
+        <w:spacing w:before="180" w:after="180" w:line="240" w:lineRule="auto"/>
+        <w:ind w:left="0"/>
+        <w:rPr>
+          <w:rFonts w:ascii="Aptos" w:hAnsi="Aptos" w:eastAsia="Times New Roman" w:cs="Times New Roman" w:asciiTheme="minorAscii" w:hAnsiTheme="minorAscii"/>
+          <w:color w:val="auto"/>
+          <w:sz w:val="24"/>
+          <w:szCs w:val="24"/>
+          <w:lang w:val="es-CR" w:eastAsia="en-US"/>
+        </w:rPr>
+      </w:pPr>
+    </w:p>
+    <w:p>
+      <w:pPr>
+        <w:spacing w:before="180" w:after="180" w:line="240" w:lineRule="auto"/>
+        <w:ind w:left="0"/>
+        <w:rPr>
+          <w:rFonts w:ascii="Aptos" w:hAnsi="Aptos" w:eastAsia="Times New Roman" w:cs="Times New Roman" w:asciiTheme="minorAscii" w:hAnsiTheme="minorAscii"/>
+          <w:color w:val="auto"/>
+          <w:sz w:val="24"/>
+          <w:szCs w:val="24"/>
+          <w:lang w:val="es-CR" w:eastAsia="en-US"/>
+        </w:rPr>
+      </w:pPr>
+    </w:p>
+    <w:p>
+      <w:pPr>
+        <w:spacing w:before="180" w:after="180" w:line="240" w:lineRule="auto"/>
+        <w:ind w:left="0"/>
+        <w:rPr>
+          <w:rFonts w:ascii="Aptos" w:hAnsi="Aptos" w:eastAsia="Times New Roman" w:cs="Times New Roman" w:asciiTheme="minorAscii" w:hAnsiTheme="minorAscii"/>
+          <w:color w:val="auto"/>
+          <w:sz w:val="24"/>
+          <w:szCs w:val="24"/>
+          <w:lang w:val="es-CR" w:eastAsia="en-US"/>
+        </w:rPr>
+      </w:pPr>
+    </w:p>
+    <w:p>
+      <w:pPr>
+        <w:spacing w:before="180" w:after="180" w:line="240" w:lineRule="auto"/>
+        <w:ind w:left="0"/>
+        <w:rPr>
+          <w:rFonts w:ascii="Aptos" w:hAnsi="Aptos" w:eastAsia="Times New Roman" w:cs="Times New Roman" w:asciiTheme="minorAscii" w:hAnsiTheme="minorAscii"/>
+          <w:color w:val="auto"/>
+          <w:sz w:val="24"/>
+          <w:szCs w:val="24"/>
+          <w:lang w:val="es-CR" w:eastAsia="en-US"/>
+        </w:rPr>
+      </w:pPr>
+    </w:p>
+    <w:p>
+      <w:pPr>
+        <w:spacing w:before="180" w:after="180" w:line="240" w:lineRule="auto"/>
+        <w:ind w:left="0"/>
+        <w:rPr>
+          <w:rFonts w:ascii="Aptos" w:hAnsi="Aptos" w:eastAsia="Times New Roman" w:cs="Times New Roman" w:asciiTheme="minorAscii" w:hAnsiTheme="minorAscii"/>
+          <w:color w:val="auto"/>
+          <w:sz w:val="24"/>
+          <w:szCs w:val="24"/>
+          <w:lang w:val="es-CR" w:eastAsia="en-US"/>
+        </w:rPr>
+      </w:pPr>
+    </w:p>
+    <w:p>
+      <w:pPr>
+        <w:spacing w:before="180" w:after="180" w:line="240" w:lineRule="auto"/>
+        <w:ind w:left="0"/>
+        <w:rPr>
+          <w:rFonts w:ascii="Aptos" w:hAnsi="Aptos" w:eastAsia="Times New Roman" w:cs="Times New Roman" w:asciiTheme="minorAscii" w:hAnsiTheme="minorAscii"/>
+          <w:color w:val="auto"/>
+          <w:sz w:val="24"/>
+          <w:szCs w:val="24"/>
+          <w:lang w:val="es-CR" w:eastAsia="en-US"/>
+        </w:rPr>
+      </w:pPr>
+      <w:r>
+        <w:rPr>
+          <w:rFonts w:ascii="Aptos" w:hAnsi="Aptos" w:eastAsia="Times New Roman" w:cs="Times New Roman" w:asciiTheme="minorAscii" w:hAnsiTheme="minorAscii"/>
+          <w:color w:val="auto"/>
+          <w:sz w:val="24"/>
+          <w:szCs w:val="24"/>
+          <w:lang w:val="es-CR" w:eastAsia="en-US"/>
+        </w:rPr>
+        <w:t>Fotos de las pruebas tarea</w:t>
+      </w:r>
     </w:p>
     <w:sectPr>
       <w:headerReference w:type="even" r:id="rId10"/>
       <w:headerReference w:type="default" r:id="rId11"/>
       <w:footerReference w:type="default" r:id="rId12"/>
       <w:headerReference w:type="first" r:id="rId13"/>
-      <w:pgSz w:w="11906" w:h="16838" w:code="9"/>
+      <w:pgSz w:w="11906" w:h="16838" w:orient="portrait" w:code="9"/>
       <w:pgMar w:top="1440" w:right="1080" w:bottom="1440" w:left="1080" w:header="720" w:footer="57" w:gutter="0"/>
       <w:cols w:space="720"/>
       <w:docGrid w:linePitch="490"/>
@@ -821,7 +929,7 @@
         <w:noProof/>
       </w:rPr>
       <w:pict w14:anchorId="5743F71C">
-        <v:shapetype id="_x0000_t75" coordsize="21600,21600" o:spt="75" o:preferrelative="t" path="m@4@5l@4@11@9@11@9@5xe" filled="f" stroked="f">
+        <v:shapetype id="_x0000_t75" coordsize="21600,21600" filled="f" stroked="f" o:spt="75" o:preferrelative="t" path="m@4@5l@4@11@9@11@9@5xe">
           <v:stroke joinstyle="miter"/>
           <v:formulas>
             <v:f eqn="if lineDrawn pixelLineWidth 0"/>
@@ -837,11 +945,11 @@
             <v:f eqn="prod @7 21600 pixelHeight"/>
             <v:f eqn="sum @10 21600 0"/>
           </v:formulas>
-          <v:path o:extrusionok="f" gradientshapeok="t" o:connecttype="rect"/>
+          <v:path gradientshapeok="t" o:connecttype="rect" o:extrusionok="f"/>
           <o:lock v:ext="edit" aspectratio="t"/>
         </v:shapetype>
-        <v:shape id="WordPictureWatermark392594016" o:spid="_x0000_s1026" type="#_x0000_t75" style="position:absolute;left:0;text-align:left;margin-left:0;margin-top:0;width:595.4pt;height:842.15pt;z-index:-251658239;mso-position-horizontal:center;mso-position-horizontal-relative:margin;mso-position-vertical:center;mso-position-vertical-relative:margin" o:allowincell="f">
-          <v:imagedata r:id="rId1" o:title="Documento A4 carta de negocio corporativo moderno azul y celeste" gain="19661f" blacklevel="22938f"/>
+        <v:shape id="WordPictureWatermark392594016" style="position:absolute;left:0;text-align:left;margin-left:0;margin-top:0;width:595.4pt;height:842.15pt;z-index:-251658239;mso-position-horizontal:center;mso-position-horizontal-relative:margin;mso-position-vertical:center;mso-position-vertical-relative:margin" o:spid="_x0000_s1026" o:allowincell="f" type="#_x0000_t75">
+          <v:imagedata gain="19661f" blacklevel="22938f" o:title="Documento A4 carta de negocio corporativo moderno azul y celeste" r:id="rId1"/>
           <w10:wrap anchorx="margin" anchory="margin"/>
         </v:shape>
       </w:pict>
@@ -884,7 +992,7 @@
         <w:szCs w:val="36"/>
       </w:rPr>
       <w:pict w14:anchorId="7422FFB9">
-        <v:shapetype id="_x0000_t75" coordsize="21600,21600" o:spt="75" o:preferrelative="t" path="m@4@5l@4@11@9@11@9@5xe" filled="f" stroked="f">
+        <v:shapetype id="_x0000_t75" coordsize="21600,21600" filled="f" stroked="f" o:spt="75" o:preferrelative="t" path="m@4@5l@4@11@9@11@9@5xe">
           <v:stroke joinstyle="miter"/>
           <v:formulas>
             <v:f eqn="if lineDrawn pixelLineWidth 0"/>
@@ -900,11 +1008,11 @@
             <v:f eqn="prod @7 21600 pixelHeight"/>
             <v:f eqn="sum @10 21600 0"/>
           </v:formulas>
-          <v:path o:extrusionok="f" gradientshapeok="t" o:connecttype="rect"/>
+          <v:path gradientshapeok="t" o:connecttype="rect" o:extrusionok="f"/>
           <o:lock v:ext="edit" aspectratio="t"/>
         </v:shapetype>
-        <v:shape id="WordPictureWatermark392594017" o:spid="_x0000_s1027" type="#_x0000_t75" style="position:absolute;margin-left:0;margin-top:0;width:595.4pt;height:842.15pt;z-index:-251658238;mso-position-horizontal:center;mso-position-horizontal-relative:margin;mso-position-vertical:center;mso-position-vertical-relative:margin" o:allowincell="f">
-          <v:imagedata r:id="rId1" o:title="Documento A4 carta de negocio corporativo moderno azul y celeste" gain="19661f" blacklevel="22938f"/>
+        <v:shape id="WordPictureWatermark392594017" style="position:absolute;margin-left:0;margin-top:0;width:595.4pt;height:842.15pt;z-index:-251658238;mso-position-horizontal:center;mso-position-horizontal-relative:margin;mso-position-vertical:center;mso-position-vertical-relative:margin" o:spid="_x0000_s1027" o:allowincell="f" type="#_x0000_t75">
+          <v:imagedata gain="19661f" blacklevel="22938f" o:title="Documento A4 carta de negocio corporativo moderno azul y celeste" r:id="rId1"/>
           <w10:wrap anchorx="margin" anchory="margin"/>
         </v:shape>
       </w:pict>
@@ -924,7 +1032,7 @@
         <w:noProof/>
       </w:rPr>
       <w:pict w14:anchorId="662FB237">
-        <v:shapetype id="_x0000_t75" coordsize="21600,21600" o:spt="75" o:preferrelative="t" path="m@4@5l@4@11@9@11@9@5xe" filled="f" stroked="f">
+        <v:shapetype id="_x0000_t75" coordsize="21600,21600" filled="f" stroked="f" o:spt="75" o:preferrelative="t" path="m@4@5l@4@11@9@11@9@5xe">
           <v:stroke joinstyle="miter"/>
           <v:formulas>
             <v:f eqn="if lineDrawn pixelLineWidth 0"/>
@@ -940,11 +1048,11 @@
             <v:f eqn="prod @7 21600 pixelHeight"/>
             <v:f eqn="sum @10 21600 0"/>
           </v:formulas>
-          <v:path o:extrusionok="f" gradientshapeok="t" o:connecttype="rect"/>
+          <v:path gradientshapeok="t" o:connecttype="rect" o:extrusionok="f"/>
           <o:lock v:ext="edit" aspectratio="t"/>
         </v:shapetype>
-        <v:shape id="WordPictureWatermark392594015" o:spid="_x0000_s1025" type="#_x0000_t75" style="position:absolute;left:0;text-align:left;margin-left:0;margin-top:0;width:595.4pt;height:842.15pt;z-index:-251658240;mso-position-horizontal:center;mso-position-horizontal-relative:margin;mso-position-vertical:center;mso-position-vertical-relative:margin" o:allowincell="f">
-          <v:imagedata r:id="rId1" o:title="Documento A4 carta de negocio corporativo moderno azul y celeste" gain="19661f" blacklevel="22938f"/>
+        <v:shape id="WordPictureWatermark392594015" style="position:absolute;left:0;text-align:left;margin-left:0;margin-top:0;width:595.4pt;height:842.15pt;z-index:-251658240;mso-position-horizontal:center;mso-position-horizontal-relative:margin;mso-position-vertical:center;mso-position-vertical-relative:margin" o:spid="_x0000_s1025" o:allowincell="f" type="#_x0000_t75">
+          <v:imagedata gain="19661f" blacklevel="22938f" o:title="Documento A4 carta de negocio corporativo moderno azul y celeste" r:id="rId1"/>
           <w10:wrap anchorx="margin" anchory="margin"/>
         </v:shape>
       </w:pict>
@@ -957,7 +1065,7 @@
 <w:numbering xmlns:wpc="http://schemas.microsoft.com/office/word/2010/wordprocessingCanvas" xmlns:cx="http://schemas.microsoft.com/office/drawing/2014/chartex" xmlns:cx1="http://schemas.microsoft.com/office/drawing/2015/9/8/chartex" xmlns:cx2="http://schemas.microsoft.com/office/drawing/2015/10/21/chartex" xmlns:cx3="http://schemas.microsoft.com/office/drawing/2016/5/9/chartex" xmlns:cx4="http://schemas.microsoft.com/office/drawing/2016/5/10/chartex" xmlns:cx5="http://schemas.microsoft.com/office/drawing/2016/5/11/chartex" xmlns:cx6="http://schemas.microsoft.com/office/drawing/2016/5/12/chartex" xmlns:cx7="http://schemas.microsoft.com/office/drawing/2016/5/13/chartex" xmlns:cx8="http://schemas.microsoft.com/office/drawing/2016/5/14/chartex" xmlns:mc="http://schemas.openxmlformats.org/markup-compatibility/2006" xmlns:aink="http://schemas.microsoft.com/office/drawing/2016/ink" xmlns:am3d="http://schemas.microsoft.com/office/drawing/2017/model3d" xmlns:o="urn:schemas-microsoft-com:office:office" xmlns:oel="http://schemas.microsoft.com/office/2019/extlst" xmlns:r="http://schemas.openxmlformats.org/officeDocument/2006/relationships" xmlns:m="http://schemas.openxmlformats.org/officeDocument/2006/math" xmlns:v="urn:schemas-microsoft-com:vml" xmlns:wp14="http://schemas.microsoft.com/office/word/2010/wordprocessingDrawing" xmlns:wp="http://schemas.openxmlformats.org/drawingml/2006/wordprocessingDrawing" xmlns:w10="urn:schemas-microsoft-com:office:word" xmlns:w="http://schemas.openxmlformats.org/wordprocessingml/2006/main" xmlns:w14="http://schemas.microsoft.com/office/word/2010/wordml" xmlns:w15="http://schemas.microsoft.com/office/word/2012/wordml" xmlns:w16cex="http://schemas.microsoft.com/office/word/2018/wordml/cex" xmlns:w16cid="http://schemas.microsoft.com/office/word/2016/wordml/cid" xmlns:w16="http://schemas.microsoft.com/office/word/2018/wordml" xmlns:w16du="http://schemas.microsoft.com/office/word/2023/wordml/word16du" xmlns:w16sdtdh="http://schemas.microsoft.com/office/word/2020/wordml/sdtdatahash" xmlns:w16sdtfl="http://schemas.microsoft.com/office/word/2024/wordml/sdtformatlock" xmlns:w16se="http://schemas.microsoft.com/office/word/2015/wordml/symex" xmlns:wpg="http://schemas.microsoft.com/office/word/2010/wordprocessingGroup" xmlns:wpi="http://schemas.microsoft.com/office/word/2010/wordprocessingInk" xmlns:wne="http://schemas.microsoft.com/office/word/2006/wordml" xmlns:wps="http://schemas.microsoft.com/office/word/2010/wordprocessingShape" mc:Ignorable="w14 w15 w16se w16cid w16 w16cex w16sdtdh w16sdtfl w16du wp14">
   <w:numPicBullet w:numPicBulletId="0">
     <w:pict>
-      <v:rect id="_x0000_i1025" style="width:0;height:1.5pt" o:bullet="t" o:hrstd="t" o:hr="t" fillcolor="#a0a0a0" stroked="f"/>
+      <v:rect id="_x0000_i1025" style="width:0;height:1.5pt" o:bullet="t" o:hr="t" o:hrstd="t" fillcolor="#a0a0a0" stroked="f"/>
     </w:pict>
   </w:numPicBullet>
   <w:abstractNum w:abstractNumId="0" w15:restartNumberingAfterBreak="0">
@@ -972,7 +1080,7 @@
         <w:ind w:left="720" w:hanging="360"/>
       </w:pPr>
       <w:rPr>
-        <w:rFonts w:ascii="Symbol" w:hAnsi="Symbol" w:hint="default"/>
+        <w:rFonts w:hint="default" w:ascii="Symbol" w:hAnsi="Symbol"/>
       </w:rPr>
     </w:lvl>
     <w:lvl w:ilvl="1">
@@ -983,7 +1091,7 @@
         <w:ind w:left="1440" w:hanging="360"/>
       </w:pPr>
       <w:rPr>
-        <w:rFonts w:ascii="Courier New" w:hAnsi="Courier New" w:hint="default"/>
+        <w:rFonts w:hint="default" w:ascii="Courier New" w:hAnsi="Courier New"/>
       </w:rPr>
     </w:lvl>
     <w:lvl w:ilvl="2">
@@ -994,7 +1102,7 @@
         <w:ind w:left="2160" w:hanging="360"/>
       </w:pPr>
       <w:rPr>
-        <w:rFonts w:ascii="Wingdings" w:hAnsi="Wingdings" w:hint="default"/>
+        <w:rFonts w:hint="default" w:ascii="Wingdings" w:hAnsi="Wingdings"/>
       </w:rPr>
     </w:lvl>
     <w:lvl w:ilvl="3">
@@ -1005,7 +1113,7 @@
         <w:ind w:left="2880" w:hanging="360"/>
       </w:pPr>
       <w:rPr>
-        <w:rFonts w:ascii="Symbol" w:hAnsi="Symbol" w:hint="default"/>
+        <w:rFonts w:hint="default" w:ascii="Symbol" w:hAnsi="Symbol"/>
       </w:rPr>
     </w:lvl>
     <w:lvl w:ilvl="4">
@@ -1016,7 +1124,7 @@
         <w:ind w:left="3600" w:hanging="360"/>
       </w:pPr>
       <w:rPr>
-        <w:rFonts w:ascii="Courier New" w:hAnsi="Courier New" w:hint="default"/>
+        <w:rFonts w:hint="default" w:ascii="Courier New" w:hAnsi="Courier New"/>
       </w:rPr>
     </w:lvl>
     <w:lvl w:ilvl="5">
@@ -1027,7 +1135,7 @@
         <w:ind w:left="4320" w:hanging="360"/>
       </w:pPr>
       <w:rPr>
-        <w:rFonts w:ascii="Wingdings" w:hAnsi="Wingdings" w:hint="default"/>
+        <w:rFonts w:hint="default" w:ascii="Wingdings" w:hAnsi="Wingdings"/>
       </w:rPr>
     </w:lvl>
     <w:lvl w:ilvl="6">
@@ -1038,7 +1146,7 @@
         <w:ind w:left="5040" w:hanging="360"/>
       </w:pPr>
       <w:rPr>
-        <w:rFonts w:ascii="Symbol" w:hAnsi="Symbol" w:hint="default"/>
+        <w:rFonts w:hint="default" w:ascii="Symbol" w:hAnsi="Symbol"/>
       </w:rPr>
     </w:lvl>
     <w:lvl w:ilvl="7">
@@ -1049,7 +1157,7 @@
         <w:ind w:left="5760" w:hanging="360"/>
       </w:pPr>
       <w:rPr>
-        <w:rFonts w:ascii="Courier New" w:hAnsi="Courier New" w:hint="default"/>
+        <w:rFonts w:hint="default" w:ascii="Courier New" w:hAnsi="Courier New"/>
       </w:rPr>
     </w:lvl>
     <w:lvl w:ilvl="8">
@@ -1060,7 +1168,7 @@
         <w:ind w:left="6480" w:hanging="360"/>
       </w:pPr>
       <w:rPr>
-        <w:rFonts w:ascii="Wingdings" w:hAnsi="Wingdings" w:hint="default"/>
+        <w:rFonts w:hint="default" w:ascii="Wingdings" w:hAnsi="Wingdings"/>
       </w:rPr>
     </w:lvl>
   </w:abstractNum>
@@ -1080,7 +1188,7 @@
         <w:ind w:left="720" w:hanging="360"/>
       </w:pPr>
       <w:rPr>
-        <w:rFonts w:ascii="Symbol" w:hAnsi="Symbol" w:hint="default"/>
+        <w:rFonts w:hint="default" w:ascii="Symbol" w:hAnsi="Symbol"/>
         <w:sz w:val="20"/>
       </w:rPr>
     </w:lvl>
@@ -1096,7 +1204,7 @@
         <w:ind w:left="1440" w:hanging="360"/>
       </w:pPr>
       <w:rPr>
-        <w:rFonts w:ascii="Courier New" w:hAnsi="Courier New" w:hint="default"/>
+        <w:rFonts w:hint="default" w:ascii="Courier New" w:hAnsi="Courier New"/>
         <w:sz w:val="20"/>
       </w:rPr>
     </w:lvl>
@@ -1112,7 +1220,7 @@
         <w:ind w:left="2160" w:hanging="360"/>
       </w:pPr>
       <w:rPr>
-        <w:rFonts w:ascii="Wingdings" w:hAnsi="Wingdings" w:hint="default"/>
+        <w:rFonts w:hint="default" w:ascii="Wingdings" w:hAnsi="Wingdings"/>
         <w:sz w:val="20"/>
       </w:rPr>
     </w:lvl>
@@ -1128,7 +1236,7 @@
         <w:ind w:left="2880" w:hanging="360"/>
       </w:pPr>
       <w:rPr>
-        <w:rFonts w:ascii="Wingdings" w:hAnsi="Wingdings" w:hint="default"/>
+        <w:rFonts w:hint="default" w:ascii="Wingdings" w:hAnsi="Wingdings"/>
         <w:sz w:val="20"/>
       </w:rPr>
     </w:lvl>
@@ -1144,7 +1252,7 @@
         <w:ind w:left="3600" w:hanging="360"/>
       </w:pPr>
       <w:rPr>
-        <w:rFonts w:ascii="Wingdings" w:hAnsi="Wingdings" w:hint="default"/>
+        <w:rFonts w:hint="default" w:ascii="Wingdings" w:hAnsi="Wingdings"/>
         <w:sz w:val="20"/>
       </w:rPr>
     </w:lvl>
@@ -1160,7 +1268,7 @@
         <w:ind w:left="4320" w:hanging="360"/>
       </w:pPr>
       <w:rPr>
-        <w:rFonts w:ascii="Wingdings" w:hAnsi="Wingdings" w:hint="default"/>
+        <w:rFonts w:hint="default" w:ascii="Wingdings" w:hAnsi="Wingdings"/>
         <w:sz w:val="20"/>
       </w:rPr>
     </w:lvl>
@@ -1176,7 +1284,7 @@
         <w:ind w:left="5040" w:hanging="360"/>
       </w:pPr>
       <w:rPr>
-        <w:rFonts w:ascii="Wingdings" w:hAnsi="Wingdings" w:hint="default"/>
+        <w:rFonts w:hint="default" w:ascii="Wingdings" w:hAnsi="Wingdings"/>
         <w:sz w:val="20"/>
       </w:rPr>
     </w:lvl>
@@ -1192,7 +1300,7 @@
         <w:ind w:left="5760" w:hanging="360"/>
       </w:pPr>
       <w:rPr>
-        <w:rFonts w:ascii="Wingdings" w:hAnsi="Wingdings" w:hint="default"/>
+        <w:rFonts w:hint="default" w:ascii="Wingdings" w:hAnsi="Wingdings"/>
         <w:sz w:val="20"/>
       </w:rPr>
     </w:lvl>
@@ -1208,7 +1316,7 @@
         <w:ind w:left="6480" w:hanging="360"/>
       </w:pPr>
       <w:rPr>
-        <w:rFonts w:ascii="Wingdings" w:hAnsi="Wingdings" w:hint="default"/>
+        <w:rFonts w:hint="default" w:ascii="Wingdings" w:hAnsi="Wingdings"/>
         <w:sz w:val="20"/>
       </w:rPr>
     </w:lvl>
@@ -1226,7 +1334,7 @@
         <w:ind w:left="787" w:hanging="360"/>
       </w:pPr>
       <w:rPr>
-        <w:rFonts w:ascii="Symbol" w:hAnsi="Symbol" w:hint="default"/>
+        <w:rFonts w:hint="default" w:ascii="Symbol" w:hAnsi="Symbol"/>
       </w:rPr>
     </w:lvl>
     <w:lvl w:ilvl="1" w:tplc="0C0A0003" w:tentative="1">
@@ -1238,7 +1346,7 @@
         <w:ind w:left="1507" w:hanging="360"/>
       </w:pPr>
       <w:rPr>
-        <w:rFonts w:ascii="Courier New" w:hAnsi="Courier New" w:cs="Courier New" w:hint="default"/>
+        <w:rFonts w:hint="default" w:ascii="Courier New" w:hAnsi="Courier New" w:cs="Courier New"/>
       </w:rPr>
     </w:lvl>
     <w:lvl w:ilvl="2" w:tplc="0C0A0005" w:tentative="1">
@@ -1250,7 +1358,7 @@
         <w:ind w:left="2227" w:hanging="360"/>
       </w:pPr>
       <w:rPr>
-        <w:rFonts w:ascii="Wingdings" w:hAnsi="Wingdings" w:hint="default"/>
+        <w:rFonts w:hint="default" w:ascii="Wingdings" w:hAnsi="Wingdings"/>
       </w:rPr>
     </w:lvl>
     <w:lvl w:ilvl="3" w:tplc="0C0A0001" w:tentative="1">
@@ -1262,7 +1370,7 @@
         <w:ind w:left="2947" w:hanging="360"/>
       </w:pPr>
       <w:rPr>
-        <w:rFonts w:ascii="Symbol" w:hAnsi="Symbol" w:hint="default"/>
+        <w:rFonts w:hint="default" w:ascii="Symbol" w:hAnsi="Symbol"/>
       </w:rPr>
     </w:lvl>
     <w:lvl w:ilvl="4" w:tplc="0C0A0003" w:tentative="1">
@@ -1274,7 +1382,7 @@
         <w:ind w:left="3667" w:hanging="360"/>
       </w:pPr>
       <w:rPr>
-        <w:rFonts w:ascii="Courier New" w:hAnsi="Courier New" w:cs="Courier New" w:hint="default"/>
+        <w:rFonts w:hint="default" w:ascii="Courier New" w:hAnsi="Courier New" w:cs="Courier New"/>
       </w:rPr>
     </w:lvl>
     <w:lvl w:ilvl="5" w:tplc="0C0A0005" w:tentative="1">
@@ -1286,7 +1394,7 @@
         <w:ind w:left="4387" w:hanging="360"/>
       </w:pPr>
       <w:rPr>
-        <w:rFonts w:ascii="Wingdings" w:hAnsi="Wingdings" w:hint="default"/>
+        <w:rFonts w:hint="default" w:ascii="Wingdings" w:hAnsi="Wingdings"/>
       </w:rPr>
     </w:lvl>
     <w:lvl w:ilvl="6" w:tplc="0C0A0001" w:tentative="1">
@@ -1298,7 +1406,7 @@
         <w:ind w:left="5107" w:hanging="360"/>
       </w:pPr>
       <w:rPr>
-        <w:rFonts w:ascii="Symbol" w:hAnsi="Symbol" w:hint="default"/>
+        <w:rFonts w:hint="default" w:ascii="Symbol" w:hAnsi="Symbol"/>
       </w:rPr>
     </w:lvl>
     <w:lvl w:ilvl="7" w:tplc="0C0A0003" w:tentative="1">
@@ -1310,7 +1418,7 @@
         <w:ind w:left="5827" w:hanging="360"/>
       </w:pPr>
       <w:rPr>
-        <w:rFonts w:ascii="Courier New" w:hAnsi="Courier New" w:cs="Courier New" w:hint="default"/>
+        <w:rFonts w:hint="default" w:ascii="Courier New" w:hAnsi="Courier New" w:cs="Courier New"/>
       </w:rPr>
     </w:lvl>
     <w:lvl w:ilvl="8" w:tplc="0C0A0005" w:tentative="1">
@@ -1322,7 +1430,7 @@
         <w:ind w:left="6547" w:hanging="360"/>
       </w:pPr>
       <w:rPr>
-        <w:rFonts w:ascii="Wingdings" w:hAnsi="Wingdings" w:hint="default"/>
+        <w:rFonts w:hint="default" w:ascii="Wingdings" w:hAnsi="Wingdings"/>
       </w:rPr>
     </w:lvl>
   </w:abstractNum>
@@ -1343,7 +1451,7 @@
         <w:ind w:left="720" w:hanging="360"/>
       </w:pPr>
       <w:rPr>
-        <w:rFonts w:ascii="Symbol" w:hAnsi="Symbol" w:hint="default"/>
+        <w:rFonts w:hint="default" w:ascii="Symbol" w:hAnsi="Symbol"/>
       </w:rPr>
     </w:lvl>
     <w:lvl w:ilvl="1" w:tplc="C4B60136" w:tentative="1">
@@ -1358,7 +1466,7 @@
         <w:ind w:left="1440" w:hanging="360"/>
       </w:pPr>
       <w:rPr>
-        <w:rFonts w:ascii="Symbol" w:hAnsi="Symbol" w:hint="default"/>
+        <w:rFonts w:hint="default" w:ascii="Symbol" w:hAnsi="Symbol"/>
       </w:rPr>
     </w:lvl>
     <w:lvl w:ilvl="2" w:tplc="F65CE522" w:tentative="1">
@@ -1373,7 +1481,7 @@
         <w:ind w:left="2160" w:hanging="360"/>
       </w:pPr>
       <w:rPr>
-        <w:rFonts w:ascii="Symbol" w:hAnsi="Symbol" w:hint="default"/>
+        <w:rFonts w:hint="default" w:ascii="Symbol" w:hAnsi="Symbol"/>
       </w:rPr>
     </w:lvl>
     <w:lvl w:ilvl="3" w:tplc="E70EAD54" w:tentative="1">
@@ -1388,7 +1496,7 @@
         <w:ind w:left="2880" w:hanging="360"/>
       </w:pPr>
       <w:rPr>
-        <w:rFonts w:ascii="Symbol" w:hAnsi="Symbol" w:hint="default"/>
+        <w:rFonts w:hint="default" w:ascii="Symbol" w:hAnsi="Symbol"/>
       </w:rPr>
     </w:lvl>
     <w:lvl w:ilvl="4" w:tplc="E6C0E44A" w:tentative="1">
@@ -1403,7 +1511,7 @@
         <w:ind w:left="3600" w:hanging="360"/>
       </w:pPr>
       <w:rPr>
-        <w:rFonts w:ascii="Symbol" w:hAnsi="Symbol" w:hint="default"/>
+        <w:rFonts w:hint="default" w:ascii="Symbol" w:hAnsi="Symbol"/>
       </w:rPr>
     </w:lvl>
     <w:lvl w:ilvl="5" w:tplc="7D7463E4" w:tentative="1">
@@ -1418,7 +1526,7 @@
         <w:ind w:left="4320" w:hanging="360"/>
       </w:pPr>
       <w:rPr>
-        <w:rFonts w:ascii="Symbol" w:hAnsi="Symbol" w:hint="default"/>
+        <w:rFonts w:hint="default" w:ascii="Symbol" w:hAnsi="Symbol"/>
       </w:rPr>
     </w:lvl>
     <w:lvl w:ilvl="6" w:tplc="7F50A952" w:tentative="1">
@@ -1433,7 +1541,7 @@
         <w:ind w:left="5040" w:hanging="360"/>
       </w:pPr>
       <w:rPr>
-        <w:rFonts w:ascii="Symbol" w:hAnsi="Symbol" w:hint="default"/>
+        <w:rFonts w:hint="default" w:ascii="Symbol" w:hAnsi="Symbol"/>
       </w:rPr>
     </w:lvl>
     <w:lvl w:ilvl="7" w:tplc="3B2EAA9C" w:tentative="1">
@@ -1448,7 +1556,7 @@
         <w:ind w:left="5760" w:hanging="360"/>
       </w:pPr>
       <w:rPr>
-        <w:rFonts w:ascii="Symbol" w:hAnsi="Symbol" w:hint="default"/>
+        <w:rFonts w:hint="default" w:ascii="Symbol" w:hAnsi="Symbol"/>
       </w:rPr>
     </w:lvl>
     <w:lvl w:ilvl="8" w:tplc="AF98D7C4" w:tentative="1">
@@ -1463,7 +1571,7 @@
         <w:ind w:left="6480" w:hanging="360"/>
       </w:pPr>
       <w:rPr>
-        <w:rFonts w:ascii="Symbol" w:hAnsi="Symbol" w:hint="default"/>
+        <w:rFonts w:hint="default" w:ascii="Symbol" w:hAnsi="Symbol"/>
       </w:rPr>
     </w:lvl>
   </w:abstractNum>
@@ -1483,7 +1591,7 @@
         <w:ind w:left="720" w:hanging="360"/>
       </w:pPr>
       <w:rPr>
-        <w:rFonts w:ascii="Symbol" w:hAnsi="Symbol" w:hint="default"/>
+        <w:rFonts w:hint="default" w:ascii="Symbol" w:hAnsi="Symbol"/>
         <w:sz w:val="20"/>
       </w:rPr>
     </w:lvl>
@@ -1499,7 +1607,7 @@
         <w:ind w:left="1440" w:hanging="360"/>
       </w:pPr>
       <w:rPr>
-        <w:rFonts w:ascii="Courier New" w:hAnsi="Courier New" w:hint="default"/>
+        <w:rFonts w:hint="default" w:ascii="Courier New" w:hAnsi="Courier New"/>
         <w:sz w:val="20"/>
       </w:rPr>
     </w:lvl>
@@ -1515,7 +1623,7 @@
         <w:ind w:left="2160" w:hanging="360"/>
       </w:pPr>
       <w:rPr>
-        <w:rFonts w:ascii="Wingdings" w:hAnsi="Wingdings" w:hint="default"/>
+        <w:rFonts w:hint="default" w:ascii="Wingdings" w:hAnsi="Wingdings"/>
         <w:sz w:val="20"/>
       </w:rPr>
     </w:lvl>
@@ -1531,7 +1639,7 @@
         <w:ind w:left="2880" w:hanging="360"/>
       </w:pPr>
       <w:rPr>
-        <w:rFonts w:ascii="Wingdings" w:hAnsi="Wingdings" w:hint="default"/>
+        <w:rFonts w:hint="default" w:ascii="Wingdings" w:hAnsi="Wingdings"/>
         <w:sz w:val="20"/>
       </w:rPr>
     </w:lvl>
@@ -1547,7 +1655,7 @@
         <w:ind w:left="3600" w:hanging="360"/>
       </w:pPr>
       <w:rPr>
-        <w:rFonts w:ascii="Wingdings" w:hAnsi="Wingdings" w:hint="default"/>
+        <w:rFonts w:hint="default" w:ascii="Wingdings" w:hAnsi="Wingdings"/>
         <w:sz w:val="20"/>
       </w:rPr>
     </w:lvl>
@@ -1563,7 +1671,7 @@
         <w:ind w:left="4320" w:hanging="360"/>
       </w:pPr>
       <w:rPr>
-        <w:rFonts w:ascii="Wingdings" w:hAnsi="Wingdings" w:hint="default"/>
+        <w:rFonts w:hint="default" w:ascii="Wingdings" w:hAnsi="Wingdings"/>
         <w:sz w:val="20"/>
       </w:rPr>
     </w:lvl>
@@ -1579,7 +1687,7 @@
         <w:ind w:left="5040" w:hanging="360"/>
       </w:pPr>
       <w:rPr>
-        <w:rFonts w:ascii="Wingdings" w:hAnsi="Wingdings" w:hint="default"/>
+        <w:rFonts w:hint="default" w:ascii="Wingdings" w:hAnsi="Wingdings"/>
         <w:sz w:val="20"/>
       </w:rPr>
     </w:lvl>
@@ -1595,7 +1703,7 @@
         <w:ind w:left="5760" w:hanging="360"/>
       </w:pPr>
       <w:rPr>
-        <w:rFonts w:ascii="Wingdings" w:hAnsi="Wingdings" w:hint="default"/>
+        <w:rFonts w:hint="default" w:ascii="Wingdings" w:hAnsi="Wingdings"/>
         <w:sz w:val="20"/>
       </w:rPr>
     </w:lvl>
@@ -1611,7 +1719,7 @@
         <w:ind w:left="6480" w:hanging="360"/>
       </w:pPr>
       <w:rPr>
-        <w:rFonts w:ascii="Wingdings" w:hAnsi="Wingdings" w:hint="default"/>
+        <w:rFonts w:hint="default" w:ascii="Wingdings" w:hAnsi="Wingdings"/>
         <w:sz w:val="20"/>
       </w:rPr>
     </w:lvl>
@@ -1644,7 +1752,7 @@
         <w:ind w:left="1440" w:hanging="360"/>
       </w:pPr>
       <w:rPr>
-        <w:rFonts w:ascii="Courier New" w:hAnsi="Courier New" w:hint="default"/>
+        <w:rFonts w:hint="default" w:ascii="Courier New" w:hAnsi="Courier New"/>
         <w:sz w:val="20"/>
       </w:rPr>
     </w:lvl>
@@ -1749,7 +1857,7 @@
         <w:ind w:left="720" w:hanging="360"/>
       </w:pPr>
       <w:rPr>
-        <w:rFonts w:ascii="Symbol" w:hAnsi="Symbol" w:hint="default"/>
+        <w:rFonts w:hint="default" w:ascii="Symbol" w:hAnsi="Symbol"/>
         <w:sz w:val="20"/>
       </w:rPr>
     </w:lvl>
@@ -1777,7 +1885,7 @@
         <w:ind w:left="2160" w:hanging="360"/>
       </w:pPr>
       <w:rPr>
-        <w:rFonts w:ascii="Wingdings" w:hAnsi="Wingdings" w:hint="default"/>
+        <w:rFonts w:hint="default" w:ascii="Wingdings" w:hAnsi="Wingdings"/>
         <w:sz w:val="20"/>
       </w:rPr>
     </w:lvl>
@@ -1793,7 +1901,7 @@
         <w:ind w:left="2880" w:hanging="360"/>
       </w:pPr>
       <w:rPr>
-        <w:rFonts w:ascii="Wingdings" w:hAnsi="Wingdings" w:hint="default"/>
+        <w:rFonts w:hint="default" w:ascii="Wingdings" w:hAnsi="Wingdings"/>
         <w:sz w:val="20"/>
       </w:rPr>
     </w:lvl>
@@ -1809,7 +1917,7 @@
         <w:ind w:left="3600" w:hanging="360"/>
       </w:pPr>
       <w:rPr>
-        <w:rFonts w:ascii="Wingdings" w:hAnsi="Wingdings" w:hint="default"/>
+        <w:rFonts w:hint="default" w:ascii="Wingdings" w:hAnsi="Wingdings"/>
         <w:sz w:val="20"/>
       </w:rPr>
     </w:lvl>
@@ -1825,7 +1933,7 @@
         <w:ind w:left="4320" w:hanging="360"/>
       </w:pPr>
       <w:rPr>
-        <w:rFonts w:ascii="Wingdings" w:hAnsi="Wingdings" w:hint="default"/>
+        <w:rFonts w:hint="default" w:ascii="Wingdings" w:hAnsi="Wingdings"/>
         <w:sz w:val="20"/>
       </w:rPr>
     </w:lvl>
@@ -1841,7 +1949,7 @@
         <w:ind w:left="5040" w:hanging="360"/>
       </w:pPr>
       <w:rPr>
-        <w:rFonts w:ascii="Wingdings" w:hAnsi="Wingdings" w:hint="default"/>
+        <w:rFonts w:hint="default" w:ascii="Wingdings" w:hAnsi="Wingdings"/>
         <w:sz w:val="20"/>
       </w:rPr>
     </w:lvl>
@@ -1857,7 +1965,7 @@
         <w:ind w:left="5760" w:hanging="360"/>
       </w:pPr>
       <w:rPr>
-        <w:rFonts w:ascii="Wingdings" w:hAnsi="Wingdings" w:hint="default"/>
+        <w:rFonts w:hint="default" w:ascii="Wingdings" w:hAnsi="Wingdings"/>
         <w:sz w:val="20"/>
       </w:rPr>
     </w:lvl>
@@ -1873,7 +1981,7 @@
         <w:ind w:left="6480" w:hanging="360"/>
       </w:pPr>
       <w:rPr>
-        <w:rFonts w:ascii="Wingdings" w:hAnsi="Wingdings" w:hint="default"/>
+        <w:rFonts w:hint="default" w:ascii="Wingdings" w:hAnsi="Wingdings"/>
         <w:sz w:val="20"/>
       </w:rPr>
     </w:lvl>
@@ -1906,7 +2014,7 @@
         <w:ind w:left="1440" w:hanging="360"/>
       </w:pPr>
       <w:rPr>
-        <w:rFonts w:ascii="Courier New" w:hAnsi="Courier New" w:hint="default"/>
+        <w:rFonts w:hint="default" w:ascii="Courier New" w:hAnsi="Courier New"/>
         <w:sz w:val="20"/>
       </w:rPr>
     </w:lvl>
@@ -1922,7 +2030,7 @@
         <w:ind w:left="2160" w:hanging="360"/>
       </w:pPr>
       <w:rPr>
-        <w:rFonts w:ascii="Wingdings" w:hAnsi="Wingdings" w:hint="default"/>
+        <w:rFonts w:hint="default" w:ascii="Wingdings" w:hAnsi="Wingdings"/>
         <w:sz w:val="20"/>
       </w:rPr>
     </w:lvl>
@@ -2015,7 +2123,7 @@
         <w:ind w:left="720" w:hanging="360"/>
       </w:pPr>
       <w:rPr>
-        <w:rFonts w:ascii="Symbol" w:hAnsi="Symbol" w:hint="default"/>
+        <w:rFonts w:hint="default" w:ascii="Symbol" w:hAnsi="Symbol"/>
         <w:sz w:val="20"/>
       </w:rPr>
     </w:lvl>
@@ -2031,7 +2139,7 @@
         <w:ind w:left="1440" w:hanging="360"/>
       </w:pPr>
       <w:rPr>
-        <w:rFonts w:ascii="Courier New" w:hAnsi="Courier New" w:hint="default"/>
+        <w:rFonts w:hint="default" w:ascii="Courier New" w:hAnsi="Courier New"/>
         <w:sz w:val="20"/>
       </w:rPr>
     </w:lvl>
@@ -2047,7 +2155,7 @@
         <w:ind w:left="2160" w:hanging="360"/>
       </w:pPr>
       <w:rPr>
-        <w:rFonts w:ascii="Wingdings" w:hAnsi="Wingdings" w:hint="default"/>
+        <w:rFonts w:hint="default" w:ascii="Wingdings" w:hAnsi="Wingdings"/>
         <w:sz w:val="20"/>
       </w:rPr>
     </w:lvl>
@@ -2063,7 +2171,7 @@
         <w:ind w:left="2880" w:hanging="360"/>
       </w:pPr>
       <w:rPr>
-        <w:rFonts w:ascii="Wingdings" w:hAnsi="Wingdings" w:hint="default"/>
+        <w:rFonts w:hint="default" w:ascii="Wingdings" w:hAnsi="Wingdings"/>
         <w:sz w:val="20"/>
       </w:rPr>
     </w:lvl>
@@ -2079,7 +2187,7 @@
         <w:ind w:left="3600" w:hanging="360"/>
       </w:pPr>
       <w:rPr>
-        <w:rFonts w:ascii="Wingdings" w:hAnsi="Wingdings" w:hint="default"/>
+        <w:rFonts w:hint="default" w:ascii="Wingdings" w:hAnsi="Wingdings"/>
         <w:sz w:val="20"/>
       </w:rPr>
     </w:lvl>
@@ -2095,7 +2203,7 @@
         <w:ind w:left="4320" w:hanging="360"/>
       </w:pPr>
       <w:rPr>
-        <w:rFonts w:ascii="Wingdings" w:hAnsi="Wingdings" w:hint="default"/>
+        <w:rFonts w:hint="default" w:ascii="Wingdings" w:hAnsi="Wingdings"/>
         <w:sz w:val="20"/>
       </w:rPr>
     </w:lvl>
@@ -2111,7 +2219,7 @@
         <w:ind w:left="5040" w:hanging="360"/>
       </w:pPr>
       <w:rPr>
-        <w:rFonts w:ascii="Wingdings" w:hAnsi="Wingdings" w:hint="default"/>
+        <w:rFonts w:hint="default" w:ascii="Wingdings" w:hAnsi="Wingdings"/>
         <w:sz w:val="20"/>
       </w:rPr>
     </w:lvl>
@@ -2127,7 +2235,7 @@
         <w:ind w:left="5760" w:hanging="360"/>
       </w:pPr>
       <w:rPr>
-        <w:rFonts w:ascii="Wingdings" w:hAnsi="Wingdings" w:hint="default"/>
+        <w:rFonts w:hint="default" w:ascii="Wingdings" w:hAnsi="Wingdings"/>
         <w:sz w:val="20"/>
       </w:rPr>
     </w:lvl>
@@ -2143,7 +2251,7 @@
         <w:ind w:left="6480" w:hanging="360"/>
       </w:pPr>
       <w:rPr>
-        <w:rFonts w:ascii="Wingdings" w:hAnsi="Wingdings" w:hint="default"/>
+        <w:rFonts w:hint="default" w:ascii="Wingdings" w:hAnsi="Wingdings"/>
         <w:sz w:val="20"/>
       </w:rPr>
     </w:lvl>
@@ -2176,7 +2284,7 @@
         <w:ind w:left="1440" w:hanging="360"/>
       </w:pPr>
       <w:rPr>
-        <w:rFonts w:ascii="Courier New" w:hAnsi="Courier New" w:hint="default"/>
+        <w:rFonts w:hint="default" w:ascii="Courier New" w:hAnsi="Courier New"/>
         <w:sz w:val="20"/>
       </w:rPr>
     </w:lvl>
@@ -2281,7 +2389,7 @@
         <w:ind w:left="720" w:hanging="360"/>
       </w:pPr>
       <w:rPr>
-        <w:rFonts w:ascii="Symbol" w:hAnsi="Symbol" w:hint="default"/>
+        <w:rFonts w:hint="default" w:ascii="Symbol" w:hAnsi="Symbol"/>
         <w:sz w:val="20"/>
       </w:rPr>
     </w:lvl>
@@ -2297,7 +2405,7 @@
         <w:ind w:left="1440" w:hanging="360"/>
       </w:pPr>
       <w:rPr>
-        <w:rFonts w:ascii="Courier New" w:hAnsi="Courier New" w:hint="default"/>
+        <w:rFonts w:hint="default" w:ascii="Courier New" w:hAnsi="Courier New"/>
         <w:sz w:val="20"/>
       </w:rPr>
     </w:lvl>
@@ -2313,7 +2421,7 @@
         <w:ind w:left="2160" w:hanging="360"/>
       </w:pPr>
       <w:rPr>
-        <w:rFonts w:ascii="Wingdings" w:hAnsi="Wingdings" w:hint="default"/>
+        <w:rFonts w:hint="default" w:ascii="Wingdings" w:hAnsi="Wingdings"/>
         <w:sz w:val="20"/>
       </w:rPr>
     </w:lvl>
@@ -2329,7 +2437,7 @@
         <w:ind w:left="2880" w:hanging="360"/>
       </w:pPr>
       <w:rPr>
-        <w:rFonts w:ascii="Wingdings" w:hAnsi="Wingdings" w:hint="default"/>
+        <w:rFonts w:hint="default" w:ascii="Wingdings" w:hAnsi="Wingdings"/>
         <w:sz w:val="20"/>
       </w:rPr>
     </w:lvl>
@@ -2345,7 +2453,7 @@
         <w:ind w:left="3600" w:hanging="360"/>
       </w:pPr>
       <w:rPr>
-        <w:rFonts w:ascii="Wingdings" w:hAnsi="Wingdings" w:hint="default"/>
+        <w:rFonts w:hint="default" w:ascii="Wingdings" w:hAnsi="Wingdings"/>
         <w:sz w:val="20"/>
       </w:rPr>
     </w:lvl>
@@ -2361,7 +2469,7 @@
         <w:ind w:left="4320" w:hanging="360"/>
       </w:pPr>
       <w:rPr>
-        <w:rFonts w:ascii="Wingdings" w:hAnsi="Wingdings" w:hint="default"/>
+        <w:rFonts w:hint="default" w:ascii="Wingdings" w:hAnsi="Wingdings"/>
         <w:sz w:val="20"/>
       </w:rPr>
     </w:lvl>
@@ -2377,7 +2485,7 @@
         <w:ind w:left="5040" w:hanging="360"/>
       </w:pPr>
       <w:rPr>
-        <w:rFonts w:ascii="Wingdings" w:hAnsi="Wingdings" w:hint="default"/>
+        <w:rFonts w:hint="default" w:ascii="Wingdings" w:hAnsi="Wingdings"/>
         <w:sz w:val="20"/>
       </w:rPr>
     </w:lvl>
@@ -2393,7 +2501,7 @@
         <w:ind w:left="5760" w:hanging="360"/>
       </w:pPr>
       <w:rPr>
-        <w:rFonts w:ascii="Wingdings" w:hAnsi="Wingdings" w:hint="default"/>
+        <w:rFonts w:hint="default" w:ascii="Wingdings" w:hAnsi="Wingdings"/>
         <w:sz w:val="20"/>
       </w:rPr>
     </w:lvl>
@@ -2409,7 +2517,7 @@
         <w:ind w:left="6480" w:hanging="360"/>
       </w:pPr>
       <w:rPr>
-        <w:rFonts w:ascii="Wingdings" w:hAnsi="Wingdings" w:hint="default"/>
+        <w:rFonts w:hint="default" w:ascii="Wingdings" w:hAnsi="Wingdings"/>
         <w:sz w:val="20"/>
       </w:rPr>
     </w:lvl>
@@ -2451,11 +2559,11 @@
 </file>
 
 <file path=word/styles.xml><?xml version="1.0" encoding="utf-8"?>
-<w:styles xmlns:mc="http://schemas.openxmlformats.org/markup-compatibility/2006" xmlns:r="http://schemas.openxmlformats.org/officeDocument/2006/relationships" xmlns:w="http://schemas.openxmlformats.org/wordprocessingml/2006/main" xmlns:w14="http://schemas.microsoft.com/office/word/2010/wordml" xmlns:w15="http://schemas.microsoft.com/office/word/2012/wordml" xmlns:w16cex="http://schemas.microsoft.com/office/word/2018/wordml/cex" xmlns:w16cid="http://schemas.microsoft.com/office/word/2016/wordml/cid" xmlns:w16="http://schemas.microsoft.com/office/word/2018/wordml" xmlns:w16du="http://schemas.microsoft.com/office/word/2023/wordml/word16du" xmlns:w16sdtdh="http://schemas.microsoft.com/office/word/2020/wordml/sdtdatahash" xmlns:w16sdtfl="http://schemas.microsoft.com/office/word/2024/wordml/sdtformatlock" xmlns:w16se="http://schemas.microsoft.com/office/word/2015/wordml/symex" mc:Ignorable="w14 w15 w16se w16cid w16 w16cex w16sdtdh w16sdtfl w16du">
+<w:styles xmlns:wp14="http://schemas.microsoft.com/office/word/2010/wordprocessingDrawing" xmlns:mc="http://schemas.openxmlformats.org/markup-compatibility/2006" xmlns:r="http://schemas.openxmlformats.org/officeDocument/2006/relationships" xmlns:w="http://schemas.openxmlformats.org/wordprocessingml/2006/main" xmlns:w14="http://schemas.microsoft.com/office/word/2010/wordml" xmlns:w15="http://schemas.microsoft.com/office/word/2012/wordml" xmlns:w16cex="http://schemas.microsoft.com/office/word/2018/wordml/cex" xmlns:w16cid="http://schemas.microsoft.com/office/word/2016/wordml/cid" xmlns:w16="http://schemas.microsoft.com/office/word/2018/wordml" xmlns:w16du="http://schemas.microsoft.com/office/word/2023/wordml/word16du" xmlns:w16sdtdh="http://schemas.microsoft.com/office/word/2020/wordml/sdtdatahash" xmlns:w16sdtfl="http://schemas.microsoft.com/office/word/2024/wordml/sdtformatlock" xmlns:w16se="http://schemas.microsoft.com/office/word/2015/wordml/symex" mc:Ignorable="w14 w15 w16se w16cid w16 w16cex w16sdtdh w16sdtfl w16du wp14">
   <w:docDefaults>
     <w:rPrDefault>
       <w:rPr>
-        <w:rFonts w:asciiTheme="minorHAnsi" w:eastAsiaTheme="minorEastAsia" w:hAnsiTheme="minorHAnsi" w:cstheme="minorBidi"/>
+        <w:rFonts w:asciiTheme="minorHAnsi" w:hAnsiTheme="minorHAnsi" w:eastAsiaTheme="minorEastAsia" w:cstheme="minorBidi"/>
         <w:kern w:val="2"/>
         <w:sz w:val="24"/>
         <w:szCs w:val="24"/>
@@ -2472,14 +2580,14 @@
   <w:latentStyles w:defLockedState="0" w:defUIPriority="99" w:defSemiHidden="0" w:defUnhideWhenUsed="0" w:defQFormat="0" w:count="376">
     <w:lsdException w:name="Normal" w:uiPriority="0" w:qFormat="1"/>
     <w:lsdException w:name="heading 1" w:uiPriority="9" w:qFormat="1"/>
-    <w:lsdException w:name="heading 2" w:semiHidden="1" w:uiPriority="9" w:unhideWhenUsed="1" w:qFormat="1"/>
-    <w:lsdException w:name="heading 3" w:semiHidden="1" w:uiPriority="9" w:unhideWhenUsed="1" w:qFormat="1"/>
-    <w:lsdException w:name="heading 4" w:semiHidden="1" w:uiPriority="9" w:unhideWhenUsed="1" w:qFormat="1"/>
-    <w:lsdException w:name="heading 5" w:semiHidden="1" w:uiPriority="9" w:unhideWhenUsed="1" w:qFormat="1"/>
-    <w:lsdException w:name="heading 6" w:semiHidden="1" w:uiPriority="9" w:unhideWhenUsed="1" w:qFormat="1"/>
-    <w:lsdException w:name="heading 7" w:semiHidden="1" w:uiPriority="9" w:unhideWhenUsed="1" w:qFormat="1"/>
-    <w:lsdException w:name="heading 8" w:semiHidden="1" w:uiPriority="9" w:unhideWhenUsed="1" w:qFormat="1"/>
-    <w:lsdException w:name="heading 9" w:semiHidden="1" w:uiPriority="9" w:unhideWhenUsed="1" w:qFormat="1"/>
+    <w:lsdException w:name="heading 2" w:uiPriority="9" w:semiHidden="1" w:unhideWhenUsed="1" w:qFormat="1"/>
+    <w:lsdException w:name="heading 3" w:uiPriority="9" w:semiHidden="1" w:unhideWhenUsed="1" w:qFormat="1"/>
+    <w:lsdException w:name="heading 4" w:uiPriority="9" w:semiHidden="1" w:unhideWhenUsed="1" w:qFormat="1"/>
+    <w:lsdException w:name="heading 5" w:uiPriority="9" w:semiHidden="1" w:unhideWhenUsed="1" w:qFormat="1"/>
+    <w:lsdException w:name="heading 6" w:uiPriority="9" w:semiHidden="1" w:unhideWhenUsed="1" w:qFormat="1"/>
+    <w:lsdException w:name="heading 7" w:uiPriority="9" w:semiHidden="1" w:unhideWhenUsed="1" w:qFormat="1"/>
+    <w:lsdException w:name="heading 8" w:uiPriority="9" w:semiHidden="1" w:unhideWhenUsed="1" w:qFormat="1"/>
+    <w:lsdException w:name="heading 9" w:uiPriority="9" w:semiHidden="1" w:unhideWhenUsed="1" w:qFormat="1"/>
     <w:lsdException w:name="index 1" w:semiHidden="1" w:unhideWhenUsed="1"/>
     <w:lsdException w:name="index 2" w:semiHidden="1" w:unhideWhenUsed="1"/>
     <w:lsdException w:name="index 3" w:semiHidden="1" w:unhideWhenUsed="1"/>
@@ -2489,22 +2597,22 @@
     <w:lsdException w:name="index 7" w:semiHidden="1" w:unhideWhenUsed="1"/>
     <w:lsdException w:name="index 8" w:semiHidden="1" w:unhideWhenUsed="1"/>
     <w:lsdException w:name="index 9" w:semiHidden="1" w:unhideWhenUsed="1"/>
-    <w:lsdException w:name="toc 1" w:semiHidden="1" w:uiPriority="39" w:unhideWhenUsed="1"/>
-    <w:lsdException w:name="toc 2" w:semiHidden="1" w:uiPriority="39" w:unhideWhenUsed="1"/>
-    <w:lsdException w:name="toc 3" w:semiHidden="1" w:uiPriority="39" w:unhideWhenUsed="1"/>
-    <w:lsdException w:name="toc 4" w:semiHidden="1" w:uiPriority="39" w:unhideWhenUsed="1"/>
-    <w:lsdException w:name="toc 5" w:semiHidden="1" w:uiPriority="39" w:unhideWhenUsed="1"/>
-    <w:lsdException w:name="toc 6" w:semiHidden="1" w:uiPriority="39" w:unhideWhenUsed="1"/>
-    <w:lsdException w:name="toc 7" w:semiHidden="1" w:uiPriority="39" w:unhideWhenUsed="1"/>
-    <w:lsdException w:name="toc 8" w:semiHidden="1" w:uiPriority="39" w:unhideWhenUsed="1"/>
-    <w:lsdException w:name="toc 9" w:semiHidden="1" w:uiPriority="39" w:unhideWhenUsed="1"/>
+    <w:lsdException w:name="toc 1" w:uiPriority="39" w:semiHidden="1" w:unhideWhenUsed="1"/>
+    <w:lsdException w:name="toc 2" w:uiPriority="39" w:semiHidden="1" w:unhideWhenUsed="1"/>
+    <w:lsdException w:name="toc 3" w:uiPriority="39" w:semiHidden="1" w:unhideWhenUsed="1"/>
+    <w:lsdException w:name="toc 4" w:uiPriority="39" w:semiHidden="1" w:unhideWhenUsed="1"/>
+    <w:lsdException w:name="toc 5" w:uiPriority="39" w:semiHidden="1" w:unhideWhenUsed="1"/>
+    <w:lsdException w:name="toc 6" w:uiPriority="39" w:semiHidden="1" w:unhideWhenUsed="1"/>
+    <w:lsdException w:name="toc 7" w:uiPriority="39" w:semiHidden="1" w:unhideWhenUsed="1"/>
+    <w:lsdException w:name="toc 8" w:uiPriority="39" w:semiHidden="1" w:unhideWhenUsed="1"/>
+    <w:lsdException w:name="toc 9" w:uiPriority="39" w:semiHidden="1" w:unhideWhenUsed="1"/>
     <w:lsdException w:name="Normal Indent" w:semiHidden="1" w:unhideWhenUsed="1"/>
     <w:lsdException w:name="footnote text" w:semiHidden="1" w:unhideWhenUsed="1"/>
     <w:lsdException w:name="annotation text" w:semiHidden="1" w:unhideWhenUsed="1"/>
     <w:lsdException w:name="header" w:semiHidden="1" w:unhideWhenUsed="1"/>
     <w:lsdException w:name="footer" w:semiHidden="1" w:unhideWhenUsed="1"/>
     <w:lsdException w:name="index heading" w:semiHidden="1" w:unhideWhenUsed="1"/>
-    <w:lsdException w:name="caption" w:semiHidden="1" w:uiPriority="35" w:unhideWhenUsed="1" w:qFormat="1"/>
+    <w:lsdException w:name="caption" w:uiPriority="35" w:semiHidden="1" w:unhideWhenUsed="1" w:qFormat="1"/>
     <w:lsdException w:name="table of figures" w:semiHidden="1" w:unhideWhenUsed="1"/>
     <w:lsdException w:name="envelope address" w:semiHidden="1" w:unhideWhenUsed="1"/>
     <w:lsdException w:name="envelope return" w:semiHidden="1" w:unhideWhenUsed="1"/>
@@ -2535,7 +2643,7 @@
     <w:lsdException w:name="Title" w:uiPriority="10" w:qFormat="1"/>
     <w:lsdException w:name="Closing" w:semiHidden="1" w:unhideWhenUsed="1"/>
     <w:lsdException w:name="Signature" w:semiHidden="1" w:unhideWhenUsed="1"/>
-    <w:lsdException w:name="Default Paragraph Font" w:semiHidden="1" w:uiPriority="1" w:unhideWhenUsed="1"/>
+    <w:lsdException w:name="Default Paragraph Font" w:uiPriority="1" w:semiHidden="1" w:unhideWhenUsed="1"/>
     <w:lsdException w:name="Body Text" w:semiHidden="1" w:unhideWhenUsed="1"/>
     <w:lsdException w:name="Body Text Indent" w:semiHidden="1" w:unhideWhenUsed="1"/>
     <w:lsdException w:name="List Continue" w:semiHidden="1" w:unhideWhenUsed="1"/>
@@ -2735,8 +2843,8 @@
     <w:lsdException w:name="Subtle Reference" w:uiPriority="31" w:qFormat="1"/>
     <w:lsdException w:name="Intense Reference" w:uiPriority="32" w:qFormat="1"/>
     <w:lsdException w:name="Book Title" w:uiPriority="33" w:qFormat="1"/>
-    <w:lsdException w:name="Bibliography" w:semiHidden="1" w:uiPriority="37" w:unhideWhenUsed="1"/>
-    <w:lsdException w:name="TOC Heading" w:semiHidden="1" w:uiPriority="39" w:unhideWhenUsed="1" w:qFormat="1"/>
+    <w:lsdException w:name="Bibliography" w:uiPriority="37" w:semiHidden="1" w:unhideWhenUsed="1"/>
+    <w:lsdException w:name="TOC Heading" w:uiPriority="39" w:semiHidden="1" w:unhideWhenUsed="1" w:qFormat="1"/>
     <w:lsdException w:name="Plain Table 1" w:uiPriority="41"/>
     <w:lsdException w:name="Plain Table 2" w:uiPriority="42"/>
     <w:lsdException w:name="Plain Table 3" w:uiPriority="43"/>
@@ -2847,7 +2955,7 @@
     <w:lsdException w:name="Unresolved Mention" w:semiHidden="1" w:unhideWhenUsed="1"/>
     <w:lsdException w:name="Smart Link" w:semiHidden="1" w:unhideWhenUsed="1"/>
   </w:latentStyles>
-  <w:style w:type="paragraph" w:default="1" w:styleId="Normal">
+  <w:style w:type="paragraph" w:styleId="Normal" w:default="1">
     <w:name w:val="Normal"/>
     <w:qFormat/>
     <w:pPr>
@@ -2855,7 +2963,7 @@
       <w:ind w:left="1474"/>
     </w:pPr>
     <w:rPr>
-      <w:rFonts w:ascii="Calibri" w:eastAsia="Calibri" w:hAnsi="Calibri" w:cs="Calibri"/>
+      <w:rFonts w:ascii="Calibri" w:hAnsi="Calibri" w:eastAsia="Calibri" w:cs="Calibri"/>
       <w:color w:val="000000"/>
       <w:sz w:val="36"/>
     </w:rPr>
@@ -2875,7 +2983,7 @@
       <w:outlineLvl w:val="0"/>
     </w:pPr>
     <w:rPr>
-      <w:rFonts w:asciiTheme="majorHAnsi" w:eastAsiaTheme="majorEastAsia" w:hAnsiTheme="majorHAnsi" w:cstheme="majorBidi"/>
+      <w:rFonts w:asciiTheme="majorHAnsi" w:hAnsiTheme="majorHAnsi" w:eastAsiaTheme="majorEastAsia" w:cstheme="majorBidi"/>
       <w:color w:val="0F4761" w:themeColor="accent1" w:themeShade="BF"/>
       <w:sz w:val="40"/>
       <w:szCs w:val="40"/>
@@ -2898,7 +3006,7 @@
       <w:outlineLvl w:val="2"/>
     </w:pPr>
     <w:rPr>
-      <w:rFonts w:asciiTheme="majorHAnsi" w:eastAsiaTheme="majorEastAsia" w:hAnsiTheme="majorHAnsi" w:cstheme="majorBidi"/>
+      <w:rFonts w:asciiTheme="majorHAnsi" w:hAnsiTheme="majorHAnsi" w:eastAsiaTheme="majorEastAsia" w:cstheme="majorBidi"/>
       <w:color w:val="0A2F40" w:themeColor="accent1" w:themeShade="7F"/>
       <w:sz w:val="24"/>
     </w:rPr>
@@ -2920,19 +3028,19 @@
       <w:outlineLvl w:val="3"/>
     </w:pPr>
     <w:rPr>
-      <w:rFonts w:asciiTheme="majorHAnsi" w:eastAsiaTheme="majorEastAsia" w:hAnsiTheme="majorHAnsi" w:cstheme="majorBidi"/>
+      <w:rFonts w:asciiTheme="majorHAnsi" w:hAnsiTheme="majorHAnsi" w:eastAsiaTheme="majorEastAsia" w:cstheme="majorBidi"/>
       <w:i/>
       <w:iCs/>
       <w:color w:val="0F4761" w:themeColor="accent1" w:themeShade="BF"/>
     </w:rPr>
   </w:style>
-  <w:style w:type="character" w:default="1" w:styleId="DefaultParagraphFont">
+  <w:style w:type="character" w:styleId="DefaultParagraphFont" w:default="1">
     <w:name w:val="Default Paragraph Font"/>
     <w:uiPriority w:val="1"/>
     <w:semiHidden/>
     <w:unhideWhenUsed/>
   </w:style>
-  <w:style w:type="table" w:default="1" w:styleId="TableNormal">
+  <w:style w:type="table" w:styleId="TableNormal" w:default="1">
     <w:name w:val="Normal Table"/>
     <w:uiPriority w:val="99"/>
     <w:semiHidden/>
@@ -2947,13 +3055,13 @@
       </w:tblCellMar>
     </w:tblPr>
   </w:style>
-  <w:style w:type="numbering" w:default="1" w:styleId="NoList">
+  <w:style w:type="numbering" w:styleId="NoList" w:default="1">
     <w:name w:val="No List"/>
     <w:uiPriority w:val="99"/>
     <w:semiHidden/>
     <w:unhideWhenUsed/>
   </w:style>
-  <w:style w:type="table" w:customStyle="1" w:styleId="TableGrid">
+  <w:style w:type="table" w:styleId="TableGrid" w:customStyle="1">
     <w:name w:val="TableGrid"/>
     <w:pPr>
       <w:spacing w:after="0" w:line="240" w:lineRule="auto"/>
@@ -2993,14 +3101,14 @@
       <w:spacing w:line="240" w:lineRule="auto"/>
     </w:pPr>
   </w:style>
-  <w:style w:type="character" w:customStyle="1" w:styleId="HeaderChar">
+  <w:style w:type="character" w:styleId="HeaderChar" w:customStyle="1">
     <w:name w:val="Header Char"/>
     <w:basedOn w:val="DefaultParagraphFont"/>
     <w:link w:val="Header"/>
     <w:uiPriority w:val="99"/>
     <w:rsid w:val="00E77C79"/>
     <w:rPr>
-      <w:rFonts w:ascii="Calibri" w:eastAsia="Calibri" w:hAnsi="Calibri" w:cs="Calibri"/>
+      <w:rFonts w:ascii="Calibri" w:hAnsi="Calibri" w:eastAsia="Calibri" w:cs="Calibri"/>
       <w:color w:val="000000"/>
       <w:sz w:val="36"/>
     </w:rPr>
@@ -3020,26 +3128,26 @@
       <w:spacing w:line="240" w:lineRule="auto"/>
     </w:pPr>
   </w:style>
-  <w:style w:type="character" w:customStyle="1" w:styleId="FooterChar">
+  <w:style w:type="character" w:styleId="FooterChar" w:customStyle="1">
     <w:name w:val="Footer Char"/>
     <w:basedOn w:val="DefaultParagraphFont"/>
     <w:link w:val="Footer"/>
     <w:uiPriority w:val="99"/>
     <w:rsid w:val="00E77C79"/>
     <w:rPr>
-      <w:rFonts w:ascii="Calibri" w:eastAsia="Calibri" w:hAnsi="Calibri" w:cs="Calibri"/>
+      <w:rFonts w:ascii="Calibri" w:hAnsi="Calibri" w:eastAsia="Calibri" w:cs="Calibri"/>
       <w:color w:val="000000"/>
       <w:sz w:val="36"/>
     </w:rPr>
   </w:style>
-  <w:style w:type="character" w:customStyle="1" w:styleId="Heading1Char">
+  <w:style w:type="character" w:styleId="Heading1Char" w:customStyle="1">
     <w:name w:val="Heading 1 Char"/>
     <w:basedOn w:val="DefaultParagraphFont"/>
     <w:link w:val="Heading1"/>
     <w:uiPriority w:val="9"/>
     <w:rsid w:val="00E77C79"/>
     <w:rPr>
-      <w:rFonts w:asciiTheme="majorHAnsi" w:eastAsiaTheme="majorEastAsia" w:hAnsiTheme="majorHAnsi" w:cstheme="majorBidi"/>
+      <w:rFonts w:asciiTheme="majorHAnsi" w:hAnsiTheme="majorHAnsi" w:eastAsiaTheme="majorEastAsia" w:cstheme="majorBidi"/>
       <w:color w:val="0F4761" w:themeColor="accent1" w:themeShade="BF"/>
       <w:sz w:val="40"/>
       <w:szCs w:val="40"/>
@@ -3057,12 +3165,12 @@
       <w:tblStyleRowBandSize w:val="1"/>
       <w:tblStyleColBandSize w:val="1"/>
       <w:tblBorders>
-        <w:top w:val="single" w:sz="4" w:space="0" w:color="156082" w:themeColor="accent1"/>
-        <w:left w:val="single" w:sz="4" w:space="0" w:color="156082" w:themeColor="accent1"/>
-        <w:bottom w:val="single" w:sz="4" w:space="0" w:color="156082" w:themeColor="accent1"/>
-        <w:right w:val="single" w:sz="4" w:space="0" w:color="156082" w:themeColor="accent1"/>
-        <w:insideH w:val="single" w:sz="4" w:space="0" w:color="156082" w:themeColor="accent1"/>
-        <w:insideV w:val="single" w:sz="4" w:space="0" w:color="156082" w:themeColor="accent1"/>
+        <w:top w:val="single" w:color="156082" w:themeColor="accent1" w:sz="4" w:space="0"/>
+        <w:left w:val="single" w:color="156082" w:themeColor="accent1" w:sz="4" w:space="0"/>
+        <w:bottom w:val="single" w:color="156082" w:themeColor="accent1" w:sz="4" w:space="0"/>
+        <w:right w:val="single" w:color="156082" w:themeColor="accent1" w:sz="4" w:space="0"/>
+        <w:insideH w:val="single" w:color="156082" w:themeColor="accent1" w:sz="4" w:space="0"/>
+        <w:insideV w:val="single" w:color="156082" w:themeColor="accent1" w:sz="4" w:space="0"/>
       </w:tblBorders>
     </w:tblPr>
     <w:tblStylePr w:type="firstRow">
@@ -3074,10 +3182,10 @@
       <w:tblPr/>
       <w:tcPr>
         <w:tcBorders>
-          <w:top w:val="single" w:sz="4" w:space="0" w:color="000000" w:themeColor="text1"/>
-          <w:left w:val="single" w:sz="4" w:space="0" w:color="000000" w:themeColor="text1"/>
-          <w:bottom w:val="single" w:sz="4" w:space="0" w:color="000000" w:themeColor="text1"/>
-          <w:right w:val="single" w:sz="4" w:space="0" w:color="000000" w:themeColor="text1"/>
+          <w:top w:val="single" w:color="000000" w:themeColor="text1" w:sz="4" w:space="0"/>
+          <w:left w:val="single" w:color="000000" w:themeColor="text1" w:sz="4" w:space="0"/>
+          <w:bottom w:val="single" w:color="000000" w:themeColor="text1" w:sz="4" w:space="0"/>
+          <w:right w:val="single" w:color="000000" w:themeColor="text1" w:sz="4" w:space="0"/>
           <w:insideH w:val="nil"/>
           <w:insideV w:val="nil"/>
         </w:tcBorders>
@@ -3092,7 +3200,7 @@
       <w:tblPr/>
       <w:tcPr>
         <w:tcBorders>
-          <w:top w:val="double" w:sz="4" w:space="0" w:color="000000" w:themeColor="text1"/>
+          <w:top w:val="double" w:color="000000" w:themeColor="text1" w:sz="4" w:space="0"/>
         </w:tcBorders>
       </w:tcPr>
     </w:tblStylePr>
@@ -3139,16 +3247,16 @@
     </w:rPr>
     <w:tblPr>
       <w:tblBorders>
-        <w:top w:val="single" w:sz="4" w:space="0" w:color="auto"/>
-        <w:left w:val="single" w:sz="4" w:space="0" w:color="auto"/>
-        <w:bottom w:val="single" w:sz="4" w:space="0" w:color="auto"/>
-        <w:right w:val="single" w:sz="4" w:space="0" w:color="auto"/>
-        <w:insideH w:val="single" w:sz="4" w:space="0" w:color="auto"/>
-        <w:insideV w:val="single" w:sz="4" w:space="0" w:color="auto"/>
+        <w:top w:val="single" w:color="auto" w:sz="4" w:space="0"/>
+        <w:left w:val="single" w:color="auto" w:sz="4" w:space="0"/>
+        <w:bottom w:val="single" w:color="auto" w:sz="4" w:space="0"/>
+        <w:right w:val="single" w:color="auto" w:sz="4" w:space="0"/>
+        <w:insideH w:val="single" w:color="auto" w:sz="4" w:space="0"/>
+        <w:insideV w:val="single" w:color="auto" w:sz="4" w:space="0"/>
       </w:tblBorders>
     </w:tblPr>
   </w:style>
-  <w:style w:type="character" w:customStyle="1" w:styleId="Heading3Char">
+  <w:style w:type="character" w:styleId="Heading3Char" w:customStyle="1">
     <w:name w:val="Heading 3 Char"/>
     <w:basedOn w:val="DefaultParagraphFont"/>
     <w:link w:val="Heading3"/>
@@ -3156,11 +3264,11 @@
     <w:semiHidden/>
     <w:rsid w:val="00771DD6"/>
     <w:rPr>
-      <w:rFonts w:asciiTheme="majorHAnsi" w:eastAsiaTheme="majorEastAsia" w:hAnsiTheme="majorHAnsi" w:cstheme="majorBidi"/>
+      <w:rFonts w:asciiTheme="majorHAnsi" w:hAnsiTheme="majorHAnsi" w:eastAsiaTheme="majorEastAsia" w:cstheme="majorBidi"/>
       <w:color w:val="0A2F40" w:themeColor="accent1" w:themeShade="7F"/>
     </w:rPr>
   </w:style>
-  <w:style w:type="character" w:customStyle="1" w:styleId="Heading4Char">
+  <w:style w:type="character" w:styleId="Heading4Char" w:customStyle="1">
     <w:name w:val="Heading 4 Char"/>
     <w:basedOn w:val="DefaultParagraphFont"/>
     <w:link w:val="Heading4"/>
@@ -3168,7 +3276,7 @@
     <w:semiHidden/>
     <w:rsid w:val="00771DD6"/>
     <w:rPr>
-      <w:rFonts w:asciiTheme="majorHAnsi" w:eastAsiaTheme="majorEastAsia" w:hAnsiTheme="majorHAnsi" w:cstheme="majorBidi"/>
+      <w:rFonts w:asciiTheme="majorHAnsi" w:hAnsiTheme="majorHAnsi" w:eastAsiaTheme="majorEastAsia" w:cstheme="majorBidi"/>
       <w:i/>
       <w:iCs/>
       <w:color w:val="0F4761" w:themeColor="accent1" w:themeShade="BF"/>
@@ -3214,7 +3322,7 @@
 </file>
 
 <file path=word/theme/theme1.xml><?xml version="1.0" encoding="utf-8"?>
-<a:theme xmlns:a="http://schemas.openxmlformats.org/drawingml/2006/main" name="Office Theme">
+<a:theme xmlns:a="http://schemas.openxmlformats.org/drawingml/2006/main" xmlns:thm15="http://schemas.microsoft.com/office/thememl/2012/main" name="Office Theme">
   <a:themeElements>
     <a:clrScheme name="Office">
       <a:dk1>

--- a/NOTEBOOK/Actividad Notebook 02 – Introducción a Python.docx
+++ b/NOTEBOOK/Actividad Notebook 02 – Introducción a Python.docx
@@ -1,6 +1,6 @@
 
 <file path=word/document.xml><?xml version="1.0" encoding="utf-8"?>
-<w:document xmlns:wpc="http://schemas.microsoft.com/office/word/2010/wordprocessingCanvas" xmlns:cx="http://schemas.microsoft.com/office/drawing/2014/chartex" xmlns:cx1="http://schemas.microsoft.com/office/drawing/2015/9/8/chartex" xmlns:cx2="http://schemas.microsoft.com/office/drawing/2015/10/21/chartex" xmlns:cx3="http://schemas.microsoft.com/office/drawing/2016/5/9/chartex" xmlns:cx4="http://schemas.microsoft.com/office/drawing/2016/5/10/chartex" xmlns:cx5="http://schemas.microsoft.com/office/drawing/2016/5/11/chartex" xmlns:cx6="http://schemas.microsoft.com/office/drawing/2016/5/12/chartex" xmlns:cx7="http://schemas.microsoft.com/office/drawing/2016/5/13/chartex" xmlns:cx8="http://schemas.microsoft.com/office/drawing/2016/5/14/chartex" xmlns:mc="http://schemas.openxmlformats.org/markup-compatibility/2006" xmlns:aink="http://schemas.microsoft.com/office/drawing/2016/ink" xmlns:am3d="http://schemas.microsoft.com/office/drawing/2017/model3d" xmlns:o="urn:schemas-microsoft-com:office:office" xmlns:oel="http://schemas.microsoft.com/office/2019/extlst" xmlns:r="http://schemas.openxmlformats.org/officeDocument/2006/relationships" xmlns:m="http://schemas.openxmlformats.org/officeDocument/2006/math" xmlns:v="urn:schemas-microsoft-com:vml" xmlns:wp14="http://schemas.microsoft.com/office/word/2010/wordprocessingDrawing" xmlns:wp="http://schemas.openxmlformats.org/drawingml/2006/wordprocessingDrawing" xmlns:w10="urn:schemas-microsoft-com:office:word" xmlns:w="http://schemas.openxmlformats.org/wordprocessingml/2006/main" xmlns:w14="http://schemas.microsoft.com/office/word/2010/wordml" xmlns:w15="http://schemas.microsoft.com/office/word/2012/wordml" xmlns:w16cex="http://schemas.microsoft.com/office/word/2018/wordml/cex" xmlns:w16cid="http://schemas.microsoft.com/office/word/2016/wordml/cid" xmlns:w16="http://schemas.microsoft.com/office/word/2018/wordml" xmlns:w16du="http://schemas.microsoft.com/office/word/2023/wordml/word16du" xmlns:w16sdtdh="http://schemas.microsoft.com/office/word/2020/wordml/sdtdatahash" xmlns:w16sdtfl="http://schemas.microsoft.com/office/word/2024/wordml/sdtformatlock" xmlns:w16se="http://schemas.microsoft.com/office/word/2015/wordml/symex" xmlns:wpg="http://schemas.microsoft.com/office/word/2010/wordprocessingGroup" xmlns:wpi="http://schemas.microsoft.com/office/word/2010/wordprocessingInk" xmlns:wne="http://schemas.microsoft.com/office/word/2006/wordml" xmlns:wps="http://schemas.microsoft.com/office/word/2010/wordprocessingShape" mc:Ignorable="w14 w15 w16se w16cid w16 w16cex w16sdtdh w16sdtfl w16du wp14">
+<w:document xmlns:wpc="http://schemas.microsoft.com/office/word/2010/wordprocessingCanvas" xmlns:cx="http://schemas.microsoft.com/office/drawing/2014/chartex" xmlns:cx1="http://schemas.microsoft.com/office/drawing/2015/9/8/chartex" xmlns:cx2="http://schemas.microsoft.com/office/drawing/2015/10/21/chartex" xmlns:cx3="http://schemas.microsoft.com/office/drawing/2016/5/9/chartex" xmlns:cx4="http://schemas.microsoft.com/office/drawing/2016/5/10/chartex" xmlns:cx5="http://schemas.microsoft.com/office/drawing/2016/5/11/chartex" xmlns:cx6="http://schemas.microsoft.com/office/drawing/2016/5/12/chartex" xmlns:cx7="http://schemas.microsoft.com/office/drawing/2016/5/13/chartex" xmlns:cx8="http://schemas.microsoft.com/office/drawing/2016/5/14/chartex" xmlns:mc="http://schemas.openxmlformats.org/markup-compatibility/2006" xmlns:aink="http://schemas.microsoft.com/office/drawing/2016/ink" xmlns:am3d="http://schemas.microsoft.com/office/drawing/2017/model3d" xmlns:o="urn:schemas-microsoft-com:office:office" xmlns:oel="http://schemas.microsoft.com/office/2019/extlst" xmlns:r="http://schemas.openxmlformats.org/officeDocument/2006/relationships" xmlns:m="http://schemas.openxmlformats.org/officeDocument/2006/math" xmlns:v="urn:schemas-microsoft-com:vml" xmlns:wp14="http://schemas.microsoft.com/office/word/2010/wordprocessingDrawing" xmlns:wp="http://schemas.openxmlformats.org/drawingml/2006/wordprocessingDrawing" xmlns:w10="urn:schemas-microsoft-com:office:word" xmlns:w="http://schemas.openxmlformats.org/wordprocessingml/2006/main" xmlns:w14="http://schemas.microsoft.com/office/word/2010/wordml" xmlns:w15="http://schemas.microsoft.com/office/word/2012/wordml" xmlns:w16cex="http://schemas.microsoft.com/office/word/2018/wordml/cex" xmlns:w16cid="http://schemas.microsoft.com/office/word/2016/wordml/cid" xmlns:w16="http://schemas.microsoft.com/office/word/2018/wordml" xmlns:w16du="http://schemas.microsoft.com/office/word/2023/wordml/word16du" xmlns:w16sdtdh="http://schemas.microsoft.com/office/word/2020/wordml/sdtdatahash" xmlns:w16sdtfl="http://schemas.microsoft.com/office/word/2024/wordml/sdtformatlock" xmlns:w16se="http://schemas.microsoft.com/office/word/2015/wordml/symex" xmlns:wpg="http://schemas.microsoft.com/office/word/2010/wordprocessingGroup" xmlns:wpi="http://schemas.microsoft.com/office/word/2010/wordprocessingInk" xmlns:wne="http://schemas.microsoft.com/office/word/2006/wordml" xmlns:wps="http://schemas.microsoft.com/office/word/2010/wordprocessingShape" xmlns:a="http://schemas.openxmlformats.org/drawingml/2006/main" xmlns:pic="http://schemas.openxmlformats.org/drawingml/2006/picture" xmlns:a14="http://schemas.microsoft.com/office/drawing/2010/main" mc:Ignorable="w14 w15 w16se w16cid w16 w16cex w16sdtdh w16sdtfl w16du wp14">
   <w:body>
     <w:p>
       <w:pPr>
@@ -809,6 +809,179 @@
         </w:rPr>
         <w:t>Fotos de las pruebas tarea</w:t>
       </w:r>
+    </w:p>
+    <w:p>
+      <w:pPr>
+        <w:spacing w:before="180" w:after="180" w:line="240" w:lineRule="auto"/>
+        <w:ind w:left="0"/>
+        <w:rPr>
+          <w:rFonts w:ascii="Aptos" w:hAnsi="Aptos" w:eastAsia="Times New Roman" w:cs="Times New Roman" w:asciiTheme="minorAscii" w:hAnsiTheme="minorAscii"/>
+          <w:color w:val="auto"/>
+          <w:sz w:val="24"/>
+          <w:szCs w:val="24"/>
+          <w:lang w:val="es-CR" w:eastAsia="en-US"/>
+        </w:rPr>
+      </w:pPr>
+    </w:p>
+    <w:p>
+      <w:pPr>
+        <w:spacing w:before="180" w:after="180" w:line="240" w:lineRule="auto"/>
+        <w:ind w:left="0"/>
+        <w:rPr>
+          <w:rFonts w:ascii="Aptos" w:hAnsi="Aptos" w:eastAsia="Times New Roman" w:cs="Times New Roman" w:asciiTheme="minorAscii" w:hAnsiTheme="minorAscii"/>
+          <w:color w:val="auto"/>
+          <w:sz w:val="24"/>
+          <w:szCs w:val="24"/>
+          <w:lang w:val="es-CR" w:eastAsia="en-US"/>
+        </w:rPr>
+      </w:pPr>
+    </w:p>
+    <w:p>
+      <w:pPr>
+        <w:pStyle w:val="Normal"/>
+        <w:spacing w:before="180" w:after="180" w:line="240" w:lineRule="auto"/>
+        <w:ind w:left="0"/>
+      </w:pPr>
+      <w:r>
+        <w:drawing>
+          <wp:inline wp14:editId="17A1E6BD" wp14:anchorId="65B0C235">
+            <wp:extent cx="6181725" cy="3105150"/>
+            <wp:effectExtent l="0" t="0" r="0" b="0"/>
+            <wp:docPr id="1122388841" name="drawing"/>
+            <wp:cNvGraphicFramePr>
+              <a:graphicFrameLocks noChangeAspect="1"/>
+            </wp:cNvGraphicFramePr>
+            <a:graphic>
+              <a:graphicData xmlns:a="http://schemas.openxmlformats.org/drawingml/2006/main" uri="http://schemas.openxmlformats.org/drawingml/2006/picture">
+                <pic:pic xmlns:pic="http://schemas.openxmlformats.org/drawingml/2006/picture">
+                  <pic:nvPicPr>
+                    <pic:cNvPr id="1122388841" name="Picture 1122388841"/>
+                    <pic:cNvPicPr/>
+                  </pic:nvPicPr>
+                  <pic:blipFill>
+                    <a:blip xmlns:r="http://schemas.openxmlformats.org/officeDocument/2006/relationships" r:embed="rId1674366075">
+                      <a:extLst>
+                        <a:ext uri="{28A0092B-C50C-407E-A947-70E740481C1C}">
+                          <a14:useLocalDpi xmlns:a14="http://schemas.microsoft.com/office/drawing/2010/main"/>
+                        </a:ext>
+                      </a:extLst>
+                    </a:blip>
+                    <a:stretch>
+                      <a:fillRect/>
+                    </a:stretch>
+                  </pic:blipFill>
+                  <pic:spPr>
+                    <a:xfrm>
+                      <a:off x="0" y="0"/>
+                      <a:ext cx="6181725" cy="3105150"/>
+                    </a:xfrm>
+                    <a:prstGeom prst="rect">
+                      <a:avLst/>
+                    </a:prstGeom>
+                  </pic:spPr>
+                </pic:pic>
+              </a:graphicData>
+            </a:graphic>
+          </wp:inline>
+        </w:drawing>
+      </w:r>
+    </w:p>
+    <w:p>
+      <w:pPr>
+        <w:pStyle w:val="Normal"/>
+        <w:spacing w:before="180" w:after="180" w:line="240" w:lineRule="auto"/>
+        <w:ind w:left="0"/>
+      </w:pPr>
+    </w:p>
+    <w:p>
+      <w:pPr>
+        <w:pStyle w:val="Normal"/>
+        <w:spacing w:before="180" w:after="180" w:line="240" w:lineRule="auto"/>
+        <w:ind w:left="0"/>
+      </w:pPr>
+    </w:p>
+    <w:p>
+      <w:pPr>
+        <w:pStyle w:val="Normal"/>
+        <w:spacing w:before="180" w:after="180" w:line="240" w:lineRule="auto"/>
+        <w:ind w:left="0"/>
+      </w:pPr>
+    </w:p>
+    <w:p>
+      <w:pPr>
+        <w:pStyle w:val="Normal"/>
+        <w:spacing w:before="180" w:after="180" w:line="240" w:lineRule="auto"/>
+        <w:ind w:left="0"/>
+      </w:pPr>
+      <w:r>
+        <w:drawing>
+          <wp:inline wp14:editId="3E59755E" wp14:anchorId="108ADFEB">
+            <wp:extent cx="6181725" cy="3848100"/>
+            <wp:effectExtent l="0" t="0" r="0" b="0"/>
+            <wp:docPr id="1429137650" name="drawing"/>
+            <wp:cNvGraphicFramePr>
+              <a:graphicFrameLocks noChangeAspect="1"/>
+            </wp:cNvGraphicFramePr>
+            <a:graphic>
+              <a:graphicData xmlns:a="http://schemas.openxmlformats.org/drawingml/2006/main" uri="http://schemas.openxmlformats.org/drawingml/2006/picture">
+                <pic:pic xmlns:pic="http://schemas.openxmlformats.org/drawingml/2006/picture">
+                  <pic:nvPicPr>
+                    <pic:cNvPr id="1429137650" name="Picture 1429137650"/>
+                    <pic:cNvPicPr/>
+                  </pic:nvPicPr>
+                  <pic:blipFill>
+                    <a:blip xmlns:r="http://schemas.openxmlformats.org/officeDocument/2006/relationships" r:embed="rId1952488902">
+                      <a:extLst>
+                        <a:ext uri="{28A0092B-C50C-407E-A947-70E740481C1C}">
+                          <a14:useLocalDpi xmlns:a14="http://schemas.microsoft.com/office/drawing/2010/main"/>
+                        </a:ext>
+                      </a:extLst>
+                    </a:blip>
+                    <a:stretch>
+                      <a:fillRect/>
+                    </a:stretch>
+                  </pic:blipFill>
+                  <pic:spPr>
+                    <a:xfrm>
+                      <a:off x="0" y="0"/>
+                      <a:ext cx="6181725" cy="3848100"/>
+                    </a:xfrm>
+                    <a:prstGeom prst="rect">
+                      <a:avLst/>
+                    </a:prstGeom>
+                  </pic:spPr>
+                </pic:pic>
+              </a:graphicData>
+            </a:graphic>
+          </wp:inline>
+        </w:drawing>
+      </w:r>
+    </w:p>
+    <w:p>
+      <w:pPr>
+        <w:spacing w:before="180" w:after="180" w:line="240" w:lineRule="auto"/>
+        <w:ind w:left="0"/>
+        <w:rPr>
+          <w:rFonts w:ascii="Aptos" w:hAnsi="Aptos" w:eastAsia="Times New Roman" w:cs="Times New Roman" w:asciiTheme="minorAscii" w:hAnsiTheme="minorAscii"/>
+          <w:color w:val="auto"/>
+          <w:sz w:val="24"/>
+          <w:szCs w:val="24"/>
+          <w:lang w:val="es-CR" w:eastAsia="en-US"/>
+        </w:rPr>
+      </w:pPr>
+    </w:p>
+    <w:p>
+      <w:pPr>
+        <w:spacing w:before="180" w:after="180" w:line="240" w:lineRule="auto"/>
+        <w:ind w:left="0"/>
+        <w:rPr>
+          <w:rFonts w:ascii="Aptos" w:hAnsi="Aptos" w:eastAsia="Times New Roman" w:cs="Times New Roman" w:asciiTheme="minorAscii" w:hAnsiTheme="minorAscii"/>
+          <w:color w:val="auto"/>
+          <w:sz w:val="24"/>
+          <w:szCs w:val="24"/>
+          <w:lang w:val="es-CR" w:eastAsia="en-US"/>
+        </w:rPr>
+      </w:pPr>
     </w:p>
     <w:sectPr>
       <w:headerReference w:type="even" r:id="rId10"/>
